--- a/dist/docs/templates/bsa/08-project-closeout.docx
+++ b/dist/docs/templates/bsa/08-project-closeout.docx
@@ -1273,7 +1273,7 @@
               <w:jc w:val="left"/>
             </w:pPr>
             <w:r>
-              <w:t xml:space="preserve">[Brief v1.0, model v1.2, CR, cost input file]</w:t>
+              <w:t xml:space="preserve">[Brief v1.0, model v1.1, CR, cost input file]</w:t>
             </w:r>
           </w:p>
         </w:tc>
@@ -2385,7 +2385,7 @@
         <w:t xml:space="preserve"> </w:t>
       </w:r>
       <w:r>
-        <w:t xml:space="preserve">The checked brief and the $ impact were both delivered before the pricing meeting. Of the 140 candidate items, 138 were confirmed in scope; the Senior's review moved 2 borderline items out of heading 7318, and their classification was corrected through change requests before the effective date. The $ summary arrived 40 minutes late because the volume forecast came in a day late. Three items remain open.</w:t>
+        <w:t xml:space="preserve">The checked brief and the $ impact were both delivered before the pricing meeting. Of the 140 candidate items, 138 were confirmed in scope; the Senior's review moved 2 borderline items out of heading 7318, and their classification was corrected through change requests before the effective date. The $ summary arrived 40 minutes late because the volume forecast arrived 4 hours late (Wed 16:00 instead of 12:00). Three items remain open.</w:t>
       </w:r>
     </w:p>
     <w:tbl>
@@ -2928,7 +2928,7 @@
               <w:jc w:val="left"/>
             </w:pPr>
             <w:r>
-              <w:t xml:space="preserve">Tariff-Impact Model v1.2</w:t>
+              <w:t xml:space="preserve">Tariff-Impact Model v1.1</w:t>
             </w:r>
           </w:p>
         </w:tc>
@@ -3306,7 +3306,7 @@
               <w:jc w:val="left"/>
             </w:pPr>
             <w:r>
-              <w:t xml:space="preserve">Check the last 90 days of entries for the 2 reclassified items</w:t>
+              <w:t xml:space="preserve">List every entry for the 2 reclassified items since their 7318 classification was set, with each entry's liquidation status; the Manager and [COMPANY: trade compliance lead] decide the correction route with the broker</w:t>
             </w:r>
           </w:p>
         </w:tc>
@@ -3354,7 +3354,7 @@
               <w:jc w:val="left"/>
             </w:pPr>
             <w:r>
-              <w:t xml:space="preserve">Unflagged errors on past entries</w:t>
+              <w:t xml:space="preserve">Unflagged errors on past entries; correction options narrow as entries liquidate</w:t>
             </w:r>
           </w:p>
         </w:tc>
@@ -3585,31 +3585,31 @@
               <w:jc w:val="left"/>
             </w:pPr>
             <w:r>
-              <w:t xml:space="preserve">Ask for volume forecasts at intake, not on day 2</w:t>
-            </w:r>
-          </w:p>
-        </w:tc>
-        <w:tc>
-          <w:tcPr/>
-          <w:p>
-            <w:pPr>
-              <w:pStyle w:val="Compact"/>
-              <w:jc w:val="left"/>
-            </w:pPr>
-            <w:r>
-              <w:t xml:space="preserve">Forecast arrived late; $ summary 40 minutes late</w:t>
-            </w:r>
-          </w:p>
-        </w:tc>
-        <w:tc>
-          <w:tcPr/>
-          <w:p>
-            <w:pPr>
-              <w:pStyle w:val="Compact"/>
-              <w:jc w:val="left"/>
-            </w:pPr>
-            <w:r>
-              <w:t xml:space="preserve">Add "volume forecast" to the Standard Cost SOP intake step; ask the Manager whether to add it to the intake template</w:t>
+              <w:t xml:space="preserve">Agree a fallback volume basis at intake (for example the last 12 months' import quantity) in case the forecast is late</w:t>
+            </w:r>
+          </w:p>
+        </w:tc>
+        <w:tc>
+          <w:tcPr/>
+          <w:p>
+            <w:pPr>
+              <w:pStyle w:val="Compact"/>
+              <w:jc w:val="left"/>
+            </w:pPr>
+            <w:r>
+              <w:t xml:space="preserve">Forecast arrived 4 hours late; $ summary 40 minutes late</w:t>
+            </w:r>
+          </w:p>
+        </w:tc>
+        <w:tc>
+          <w:tcPr/>
+          <w:p>
+            <w:pPr>
+              <w:pStyle w:val="Compact"/>
+              <w:jc w:val="left"/>
+            </w:pPr>
+            <w:r>
+              <w:t xml:space="preserve">Add the fallback to the Standard Cost SOP intake step, and name it in the covering note when used; ask the Manager whether to add it to the intake template</w:t>
             </w:r>
           </w:p>
         </w:tc>

--- a/dist/docs/templates/bsa/08-project-closeout.docx
+++ b/dist/docs/templates/bsa/08-project-closeout.docx
@@ -205,20 +205,23 @@
     <w:tbl>
       <w:tblPr>
         <w:tblStyle w:val="Table"/>
-        <w:tblW w:type="auto" w:w="0"/>
+        <w:tblW w:type="dxa" w:w="9360"/>
         <w:tblLook w:firstRow="1" w:lastRow="0" w:firstColumn="0" w:lastColumn="0" w:noHBand="0" w:noVBand="0" w:val="0020"/>
         <w:jc w:val="start"/>
+        <w:tblLayout w:type="fixed"/>
       </w:tblPr>
       <w:tblGrid>
-        <w:gridCol w:w="3960"/>
-        <w:gridCol w:w="3960"/>
+        <w:gridCol w:w="2801"/>
+        <w:gridCol w:w="6558"/>
       </w:tblGrid>
       <w:tr>
         <w:trPr>
           <w:tblHeader w:val="true"/>
         </w:trPr>
         <w:tc>
-          <w:tcPr/>
+          <w:tcPr>
+            <w:tcW w:w="2801" w:type="dxa"/>
+          </w:tcPr>
           <w:p>
             <w:pPr>
               <w:pStyle w:val="Compact"/>
@@ -230,7 +233,9 @@
           </w:p>
         </w:tc>
         <w:tc>
-          <w:tcPr/>
+          <w:tcPr>
+            <w:tcW w:w="6558" w:type="dxa"/>
+          </w:tcPr>
           <w:p>
             <w:pPr>
               <w:pStyle w:val="Compact"/>
@@ -244,7 +249,9 @@
       </w:tr>
       <w:tr>
         <w:tc>
-          <w:tcPr/>
+          <w:tcPr>
+            <w:tcW w:w="2801" w:type="dxa"/>
+          </w:tcPr>
           <w:p>
             <w:pPr>
               <w:pStyle w:val="Compact"/>
@@ -256,7 +263,9 @@
           </w:p>
         </w:tc>
         <w:tc>
-          <w:tcPr/>
+          <w:tcPr>
+            <w:tcW w:w="6558" w:type="dxa"/>
+          </w:tcPr>
           <w:p>
             <w:pPr>
               <w:pStyle w:val="Compact"/>
@@ -270,7 +279,9 @@
       </w:tr>
       <w:tr>
         <w:tc>
-          <w:tcPr/>
+          <w:tcPr>
+            <w:tcW w:w="2801" w:type="dxa"/>
+          </w:tcPr>
           <w:p>
             <w:pPr>
               <w:pStyle w:val="Compact"/>
@@ -282,7 +293,9 @@
           </w:p>
         </w:tc>
         <w:tc>
-          <w:tcPr/>
+          <w:tcPr>
+            <w:tcW w:w="6558" w:type="dxa"/>
+          </w:tcPr>
           <w:p>
             <w:pPr>
               <w:pStyle w:val="Compact"/>
@@ -296,7 +309,9 @@
       </w:tr>
       <w:tr>
         <w:tc>
-          <w:tcPr/>
+          <w:tcPr>
+            <w:tcW w:w="2801" w:type="dxa"/>
+          </w:tcPr>
           <w:p>
             <w:pPr>
               <w:pStyle w:val="Compact"/>
@@ -308,7 +323,9 @@
           </w:p>
         </w:tc>
         <w:tc>
-          <w:tcPr/>
+          <w:tcPr>
+            <w:tcW w:w="6558" w:type="dxa"/>
+          </w:tcPr>
           <w:p>
             <w:pPr>
               <w:pStyle w:val="Compact"/>
@@ -322,7 +339,9 @@
       </w:tr>
       <w:tr>
         <w:tc>
-          <w:tcPr/>
+          <w:tcPr>
+            <w:tcW w:w="2801" w:type="dxa"/>
+          </w:tcPr>
           <w:p>
             <w:pPr>
               <w:pStyle w:val="Compact"/>
@@ -334,7 +353,9 @@
           </w:p>
         </w:tc>
         <w:tc>
-          <w:tcPr/>
+          <w:tcPr>
+            <w:tcW w:w="6558" w:type="dxa"/>
+          </w:tcPr>
           <w:p>
             <w:pPr>
               <w:pStyle w:val="Compact"/>
@@ -348,7 +369,9 @@
       </w:tr>
       <w:tr>
         <w:tc>
-          <w:tcPr/>
+          <w:tcPr>
+            <w:tcW w:w="2801" w:type="dxa"/>
+          </w:tcPr>
           <w:p>
             <w:pPr>
               <w:pStyle w:val="Compact"/>
@@ -360,7 +383,9 @@
           </w:p>
         </w:tc>
         <w:tc>
-          <w:tcPr/>
+          <w:tcPr>
+            <w:tcW w:w="6558" w:type="dxa"/>
+          </w:tcPr>
           <w:p>
             <w:pPr>
               <w:pStyle w:val="Compact"/>
@@ -374,7 +399,9 @@
       </w:tr>
       <w:tr>
         <w:tc>
-          <w:tcPr/>
+          <w:tcPr>
+            <w:tcW w:w="2801" w:type="dxa"/>
+          </w:tcPr>
           <w:p>
             <w:pPr>
               <w:pStyle w:val="Compact"/>
@@ -386,7 +413,9 @@
           </w:p>
         </w:tc>
         <w:tc>
-          <w:tcPr/>
+          <w:tcPr>
+            <w:tcW w:w="6558" w:type="dxa"/>
+          </w:tcPr>
           <w:p>
             <w:pPr>
               <w:pStyle w:val="Compact"/>
@@ -400,7 +429,9 @@
       </w:tr>
       <w:tr>
         <w:tc>
-          <w:tcPr/>
+          <w:tcPr>
+            <w:tcW w:w="2801" w:type="dxa"/>
+          </w:tcPr>
           <w:p>
             <w:pPr>
               <w:pStyle w:val="Compact"/>
@@ -412,7 +443,9 @@
           </w:p>
         </w:tc>
         <w:tc>
-          <w:tcPr/>
+          <w:tcPr>
+            <w:tcW w:w="6558" w:type="dxa"/>
+          </w:tcPr>
           <w:p>
             <w:pPr>
               <w:pStyle w:val="Compact"/>
@@ -456,24 +489,27 @@
     <w:tbl>
       <w:tblPr>
         <w:tblStyle w:val="Table"/>
-        <w:tblW w:type="auto" w:w="0"/>
+        <w:tblW w:type="dxa" w:w="9360"/>
         <w:tblLook w:firstRow="1" w:lastRow="0" w:firstColumn="0" w:lastColumn="0" w:noHBand="0" w:noVBand="0" w:val="0020"/>
         <w:jc w:val="start"/>
+        <w:tblLayout w:type="fixed"/>
       </w:tblPr>
       <w:tblGrid>
-        <w:gridCol w:w="1320"/>
-        <w:gridCol w:w="1320"/>
-        <w:gridCol w:w="1320"/>
-        <w:gridCol w:w="1320"/>
-        <w:gridCol w:w="1320"/>
-        <w:gridCol w:w="1320"/>
+        <w:gridCol w:w="1223"/>
+        <w:gridCol w:w="1087"/>
+        <w:gridCol w:w="1087"/>
+        <w:gridCol w:w="2288"/>
+        <w:gridCol w:w="1815"/>
+        <w:gridCol w:w="1858"/>
       </w:tblGrid>
       <w:tr>
         <w:trPr>
           <w:tblHeader w:val="true"/>
         </w:trPr>
         <w:tc>
-          <w:tcPr/>
+          <w:tcPr>
+            <w:tcW w:w="1223" w:type="dxa"/>
+          </w:tcPr>
           <w:p>
             <w:pPr>
               <w:pStyle w:val="Compact"/>
@@ -485,7 +521,9 @@
           </w:p>
         </w:tc>
         <w:tc>
-          <w:tcPr/>
+          <w:tcPr>
+            <w:tcW w:w="1087" w:type="dxa"/>
+          </w:tcPr>
           <w:p>
             <w:pPr>
               <w:pStyle w:val="Compact"/>
@@ -497,7 +535,9 @@
           </w:p>
         </w:tc>
         <w:tc>
-          <w:tcPr/>
+          <w:tcPr>
+            <w:tcW w:w="1087" w:type="dxa"/>
+          </w:tcPr>
           <w:p>
             <w:pPr>
               <w:pStyle w:val="Compact"/>
@@ -509,7 +549,9 @@
           </w:p>
         </w:tc>
         <w:tc>
-          <w:tcPr/>
+          <w:tcPr>
+            <w:tcW w:w="2288" w:type="dxa"/>
+          </w:tcPr>
           <w:p>
             <w:pPr>
               <w:pStyle w:val="Compact"/>
@@ -521,7 +563,9 @@
           </w:p>
         </w:tc>
         <w:tc>
-          <w:tcPr/>
+          <w:tcPr>
+            <w:tcW w:w="1815" w:type="dxa"/>
+          </w:tcPr>
           <w:p>
             <w:pPr>
               <w:pStyle w:val="Compact"/>
@@ -533,7 +577,9 @@
           </w:p>
         </w:tc>
         <w:tc>
-          <w:tcPr/>
+          <w:tcPr>
+            <w:tcW w:w="1858" w:type="dxa"/>
+          </w:tcPr>
           <w:p>
             <w:pPr>
               <w:pStyle w:val="Compact"/>
@@ -547,7 +593,9 @@
       </w:tr>
       <w:tr>
         <w:tc>
-          <w:tcPr/>
+          <w:tcPr>
+            <w:tcW w:w="1223" w:type="dxa"/>
+          </w:tcPr>
           <w:p>
             <w:pPr>
               <w:pStyle w:val="Compact"/>
@@ -559,7 +607,9 @@
           </w:p>
         </w:tc>
         <w:tc>
-          <w:tcPr/>
+          <w:tcPr>
+            <w:tcW w:w="1087" w:type="dxa"/>
+          </w:tcPr>
           <w:p>
             <w:pPr>
               <w:pStyle w:val="Compact"/>
@@ -571,7 +621,9 @@
           </w:p>
         </w:tc>
         <w:tc>
-          <w:tcPr/>
+          <w:tcPr>
+            <w:tcW w:w="1087" w:type="dxa"/>
+          </w:tcPr>
           <w:p>
             <w:pPr>
               <w:pStyle w:val="Compact"/>
@@ -583,7 +635,9 @@
           </w:p>
         </w:tc>
         <w:tc>
-          <w:tcPr/>
+          <w:tcPr>
+            <w:tcW w:w="2288" w:type="dxa"/>
+          </w:tcPr>
           <w:p>
             <w:pPr>
               <w:pStyle w:val="Compact"/>
@@ -595,7 +649,9 @@
           </w:p>
         </w:tc>
         <w:tc>
-          <w:tcPr/>
+          <w:tcPr>
+            <w:tcW w:w="1815" w:type="dxa"/>
+          </w:tcPr>
           <w:p>
             <w:pPr>
               <w:pStyle w:val="Compact"/>
@@ -607,7 +663,9 @@
           </w:p>
         </w:tc>
         <w:tc>
-          <w:tcPr/>
+          <w:tcPr>
+            <w:tcW w:w="1858" w:type="dxa"/>
+          </w:tcPr>
           <w:p>
             <w:pPr>
               <w:pStyle w:val="Compact"/>
@@ -709,22 +767,25 @@
     <w:tbl>
       <w:tblPr>
         <w:tblStyle w:val="Table"/>
-        <w:tblW w:type="auto" w:w="0"/>
+        <w:tblW w:type="dxa" w:w="9360"/>
         <w:tblLook w:firstRow="1" w:lastRow="0" w:firstColumn="0" w:lastColumn="0" w:noHBand="0" w:noVBand="0" w:val="0020"/>
         <w:jc w:val="start"/>
+        <w:tblLayout w:type="fixed"/>
       </w:tblPr>
       <w:tblGrid>
-        <w:gridCol w:w="1980"/>
-        <w:gridCol w:w="1980"/>
-        <w:gridCol w:w="1980"/>
-        <w:gridCol w:w="1980"/>
+        <w:gridCol w:w="4327"/>
+        <w:gridCol w:w="1583"/>
+        <w:gridCol w:w="1781"/>
+        <w:gridCol w:w="1667"/>
       </w:tblGrid>
       <w:tr>
         <w:trPr>
           <w:tblHeader w:val="true"/>
         </w:trPr>
         <w:tc>
-          <w:tcPr/>
+          <w:tcPr>
+            <w:tcW w:w="4327" w:type="dxa"/>
+          </w:tcPr>
           <w:p>
             <w:pPr>
               <w:pStyle w:val="Compact"/>
@@ -736,7 +797,9 @@
           </w:p>
         </w:tc>
         <w:tc>
-          <w:tcPr/>
+          <w:tcPr>
+            <w:tcW w:w="1583" w:type="dxa"/>
+          </w:tcPr>
           <w:p>
             <w:pPr>
               <w:pStyle w:val="Compact"/>
@@ -748,7 +811,9 @@
           </w:p>
         </w:tc>
         <w:tc>
-          <w:tcPr/>
+          <w:tcPr>
+            <w:tcW w:w="1781" w:type="dxa"/>
+          </w:tcPr>
           <w:p>
             <w:pPr>
               <w:pStyle w:val="Compact"/>
@@ -760,7 +825,9 @@
           </w:p>
         </w:tc>
         <w:tc>
-          <w:tcPr/>
+          <w:tcPr>
+            <w:tcW w:w="1667" w:type="dxa"/>
+          </w:tcPr>
           <w:p>
             <w:pPr>
               <w:pStyle w:val="Compact"/>
@@ -774,7 +841,9 @@
       </w:tr>
       <w:tr>
         <w:tc>
-          <w:tcPr/>
+          <w:tcPr>
+            <w:tcW w:w="4327" w:type="dxa"/>
+          </w:tcPr>
           <w:p>
             <w:pPr>
               <w:pStyle w:val="Compact"/>
@@ -786,7 +855,9 @@
           </w:p>
         </w:tc>
         <w:tc>
-          <w:tcPr/>
+          <w:tcPr>
+            <w:tcW w:w="1583" w:type="dxa"/>
+          </w:tcPr>
           <w:p>
             <w:pPr>
               <w:pStyle w:val="Compact"/>
@@ -798,7 +869,9 @@
           </w:p>
         </w:tc>
         <w:tc>
-          <w:tcPr/>
+          <w:tcPr>
+            <w:tcW w:w="1781" w:type="dxa"/>
+          </w:tcPr>
           <w:p>
             <w:pPr>
               <w:pStyle w:val="Compact"/>
@@ -810,7 +883,9 @@
           </w:p>
         </w:tc>
         <w:tc>
-          <w:tcPr/>
+          <w:tcPr>
+            <w:tcW w:w="1667" w:type="dxa"/>
+          </w:tcPr>
           <w:p>
             <w:pPr>
               <w:pStyle w:val="Compact"/>
@@ -824,7 +899,9 @@
       </w:tr>
       <w:tr>
         <w:tc>
-          <w:tcPr/>
+          <w:tcPr>
+            <w:tcW w:w="4327" w:type="dxa"/>
+          </w:tcPr>
           <w:p>
             <w:pPr>
               <w:pStyle w:val="Compact"/>
@@ -836,7 +913,9 @@
           </w:p>
         </w:tc>
         <w:tc>
-          <w:tcPr/>
+          <w:tcPr>
+            <w:tcW w:w="1583" w:type="dxa"/>
+          </w:tcPr>
           <w:p>
             <w:pPr>
               <w:pStyle w:val="Compact"/>
@@ -848,7 +927,9 @@
           </w:p>
         </w:tc>
         <w:tc>
-          <w:tcPr/>
+          <w:tcPr>
+            <w:tcW w:w="1781" w:type="dxa"/>
+          </w:tcPr>
           <w:p>
             <w:pPr>
               <w:pStyle w:val="Compact"/>
@@ -860,7 +941,9 @@
           </w:p>
         </w:tc>
         <w:tc>
-          <w:tcPr/>
+          <w:tcPr>
+            <w:tcW w:w="1667" w:type="dxa"/>
+          </w:tcPr>
           <w:p>
             <w:pPr>
               <w:pStyle w:val="Compact"/>
@@ -874,7 +957,9 @@
       </w:tr>
       <w:tr>
         <w:tc>
-          <w:tcPr/>
+          <w:tcPr>
+            <w:tcW w:w="4327" w:type="dxa"/>
+          </w:tcPr>
           <w:p>
             <w:pPr>
               <w:pStyle w:val="Compact"/>
@@ -886,7 +971,9 @@
           </w:p>
         </w:tc>
         <w:tc>
-          <w:tcPr/>
+          <w:tcPr>
+            <w:tcW w:w="1583" w:type="dxa"/>
+          </w:tcPr>
           <w:p>
             <w:pPr>
               <w:pStyle w:val="Compact"/>
@@ -898,7 +985,9 @@
           </w:p>
         </w:tc>
         <w:tc>
-          <w:tcPr/>
+          <w:tcPr>
+            <w:tcW w:w="1781" w:type="dxa"/>
+          </w:tcPr>
           <w:p>
             <w:pPr>
               <w:pStyle w:val="Compact"/>
@@ -910,7 +999,9 @@
           </w:p>
         </w:tc>
         <w:tc>
-          <w:tcPr/>
+          <w:tcPr>
+            <w:tcW w:w="1667" w:type="dxa"/>
+          </w:tcPr>
           <w:p>
             <w:pPr>
               <w:pStyle w:val="Compact"/>
@@ -924,7 +1015,9 @@
       </w:tr>
       <w:tr>
         <w:tc>
-          <w:tcPr/>
+          <w:tcPr>
+            <w:tcW w:w="4327" w:type="dxa"/>
+          </w:tcPr>
           <w:p>
             <w:pPr>
               <w:pStyle w:val="Compact"/>
@@ -936,7 +1029,9 @@
           </w:p>
         </w:tc>
         <w:tc>
-          <w:tcPr/>
+          <w:tcPr>
+            <w:tcW w:w="1583" w:type="dxa"/>
+          </w:tcPr>
           <w:p>
             <w:pPr>
               <w:pStyle w:val="Compact"/>
@@ -948,7 +1043,9 @@
           </w:p>
         </w:tc>
         <w:tc>
-          <w:tcPr/>
+          <w:tcPr>
+            <w:tcW w:w="1781" w:type="dxa"/>
+          </w:tcPr>
           <w:p>
             <w:pPr>
               <w:pStyle w:val="Compact"/>
@@ -960,7 +1057,9 @@
           </w:p>
         </w:tc>
         <w:tc>
-          <w:tcPr/>
+          <w:tcPr>
+            <w:tcW w:w="1667" w:type="dxa"/>
+          </w:tcPr>
           <w:p>
             <w:pPr>
               <w:pStyle w:val="Compact"/>
@@ -974,7 +1073,9 @@
       </w:tr>
       <w:tr>
         <w:tc>
-          <w:tcPr/>
+          <w:tcPr>
+            <w:tcW w:w="4327" w:type="dxa"/>
+          </w:tcPr>
           <w:p>
             <w:pPr>
               <w:pStyle w:val="Compact"/>
@@ -986,7 +1087,9 @@
           </w:p>
         </w:tc>
         <w:tc>
-          <w:tcPr/>
+          <w:tcPr>
+            <w:tcW w:w="1583" w:type="dxa"/>
+          </w:tcPr>
           <w:p>
             <w:pPr>
               <w:pStyle w:val="Compact"/>
@@ -998,7 +1101,9 @@
           </w:p>
         </w:tc>
         <w:tc>
-          <w:tcPr/>
+          <w:tcPr>
+            <w:tcW w:w="1781" w:type="dxa"/>
+          </w:tcPr>
           <w:p>
             <w:pPr>
               <w:pStyle w:val="Compact"/>
@@ -1010,7 +1115,9 @@
           </w:p>
         </w:tc>
         <w:tc>
-          <w:tcPr/>
+          <w:tcPr>
+            <w:tcW w:w="1667" w:type="dxa"/>
+          </w:tcPr>
           <w:p>
             <w:pPr>
               <w:pStyle w:val="Compact"/>
@@ -1036,23 +1143,26 @@
     <w:tbl>
       <w:tblPr>
         <w:tblStyle w:val="Table"/>
-        <w:tblW w:type="auto" w:w="0"/>
+        <w:tblW w:type="dxa" w:w="9360"/>
         <w:tblLook w:firstRow="1" w:lastRow="0" w:firstColumn="0" w:lastColumn="0" w:noHBand="0" w:noVBand="0" w:val="0020"/>
         <w:jc w:val="start"/>
+        <w:tblLayout w:type="fixed"/>
       </w:tblPr>
       <w:tblGrid>
-        <w:gridCol w:w="1584"/>
-        <w:gridCol w:w="1584"/>
-        <w:gridCol w:w="1584"/>
-        <w:gridCol w:w="1584"/>
-        <w:gridCol w:w="1584"/>
+        <w:gridCol w:w="3378"/>
+        <w:gridCol w:w="880"/>
+        <w:gridCol w:w="1078"/>
+        <w:gridCol w:w="2673"/>
+        <w:gridCol w:w="1348"/>
       </w:tblGrid>
       <w:tr>
         <w:trPr>
           <w:tblHeader w:val="true"/>
         </w:trPr>
         <w:tc>
-          <w:tcPr/>
+          <w:tcPr>
+            <w:tcW w:w="3378" w:type="dxa"/>
+          </w:tcPr>
           <w:p>
             <w:pPr>
               <w:pStyle w:val="Compact"/>
@@ -1064,7 +1174,9 @@
           </w:p>
         </w:tc>
         <w:tc>
-          <w:tcPr/>
+          <w:tcPr>
+            <w:tcW w:w="880" w:type="dxa"/>
+          </w:tcPr>
           <w:p>
             <w:pPr>
               <w:pStyle w:val="Compact"/>
@@ -1076,7 +1188,9 @@
           </w:p>
         </w:tc>
         <w:tc>
-          <w:tcPr/>
+          <w:tcPr>
+            <w:tcW w:w="1078" w:type="dxa"/>
+          </w:tcPr>
           <w:p>
             <w:pPr>
               <w:pStyle w:val="Compact"/>
@@ -1088,7 +1202,9 @@
           </w:p>
         </w:tc>
         <w:tc>
-          <w:tcPr/>
+          <w:tcPr>
+            <w:tcW w:w="2673" w:type="dxa"/>
+          </w:tcPr>
           <w:p>
             <w:pPr>
               <w:pStyle w:val="Compact"/>
@@ -1100,7 +1216,9 @@
           </w:p>
         </w:tc>
         <w:tc>
-          <w:tcPr/>
+          <w:tcPr>
+            <w:tcW w:w="1348" w:type="dxa"/>
+          </w:tcPr>
           <w:p>
             <w:pPr>
               <w:pStyle w:val="Compact"/>
@@ -1114,7 +1232,9 @@
       </w:tr>
       <w:tr>
         <w:tc>
-          <w:tcPr/>
+          <w:tcPr>
+            <w:tcW w:w="3378" w:type="dxa"/>
+          </w:tcPr>
           <w:p>
             <w:pPr>
               <w:pStyle w:val="Compact"/>
@@ -1126,7 +1246,9 @@
           </w:p>
         </w:tc>
         <w:tc>
-          <w:tcPr/>
+          <w:tcPr>
+            <w:tcW w:w="880" w:type="dxa"/>
+          </w:tcPr>
           <w:p>
             <w:pPr>
               <w:pStyle w:val="Compact"/>
@@ -1138,7 +1260,9 @@
           </w:p>
         </w:tc>
         <w:tc>
-          <w:tcPr/>
+          <w:tcPr>
+            <w:tcW w:w="1078" w:type="dxa"/>
+          </w:tcPr>
           <w:p>
             <w:pPr>
               <w:pStyle w:val="Compact"/>
@@ -1150,7 +1274,9 @@
           </w:p>
         </w:tc>
         <w:tc>
-          <w:tcPr/>
+          <w:tcPr>
+            <w:tcW w:w="2673" w:type="dxa"/>
+          </w:tcPr>
           <w:p>
             <w:pPr>
               <w:pStyle w:val="Compact"/>
@@ -1162,7 +1288,9 @@
           </w:p>
         </w:tc>
         <w:tc>
-          <w:tcPr/>
+          <w:tcPr>
+            <w:tcW w:w="1348" w:type="dxa"/>
+          </w:tcPr>
           <w:p>
             <w:pPr>
               <w:pStyle w:val="Compact"/>
@@ -1188,23 +1316,26 @@
     <w:tbl>
       <w:tblPr>
         <w:tblStyle w:val="Table"/>
-        <w:tblW w:type="auto" w:w="0"/>
+        <w:tblW w:type="dxa" w:w="9360"/>
         <w:tblLook w:firstRow="1" w:lastRow="0" w:firstColumn="0" w:lastColumn="0" w:noHBand="0" w:noVBand="0" w:val="0020"/>
         <w:jc w:val="start"/>
+        <w:tblLayout w:type="fixed"/>
       </w:tblPr>
       <w:tblGrid>
-        <w:gridCol w:w="1584"/>
-        <w:gridCol w:w="1584"/>
-        <w:gridCol w:w="1584"/>
-        <w:gridCol w:w="1584"/>
-        <w:gridCol w:w="1584"/>
+        <w:gridCol w:w="3845"/>
+        <w:gridCol w:w="832"/>
+        <w:gridCol w:w="832"/>
+        <w:gridCol w:w="3016"/>
+        <w:gridCol w:w="832"/>
       </w:tblGrid>
       <w:tr>
         <w:trPr>
           <w:tblHeader w:val="true"/>
         </w:trPr>
         <w:tc>
-          <w:tcPr/>
+          <w:tcPr>
+            <w:tcW w:w="3845" w:type="dxa"/>
+          </w:tcPr>
           <w:p>
             <w:pPr>
               <w:pStyle w:val="Compact"/>
@@ -1216,7 +1347,9 @@
           </w:p>
         </w:tc>
         <w:tc>
-          <w:tcPr/>
+          <w:tcPr>
+            <w:tcW w:w="832" w:type="dxa"/>
+          </w:tcPr>
           <w:p>
             <w:pPr>
               <w:pStyle w:val="Compact"/>
@@ -1228,7 +1361,9 @@
           </w:p>
         </w:tc>
         <w:tc>
-          <w:tcPr/>
+          <w:tcPr>
+            <w:tcW w:w="832" w:type="dxa"/>
+          </w:tcPr>
           <w:p>
             <w:pPr>
               <w:pStyle w:val="Compact"/>
@@ -1240,7 +1375,9 @@
           </w:p>
         </w:tc>
         <w:tc>
-          <w:tcPr/>
+          <w:tcPr>
+            <w:tcW w:w="3016" w:type="dxa"/>
+          </w:tcPr>
           <w:p>
             <w:pPr>
               <w:pStyle w:val="Compact"/>
@@ -1252,7 +1389,9 @@
           </w:p>
         </w:tc>
         <w:tc>
-          <w:tcPr/>
+          <w:tcPr>
+            <w:tcW w:w="832" w:type="dxa"/>
+          </w:tcPr>
           <w:p>
             <w:pPr>
               <w:pStyle w:val="Compact"/>
@@ -1266,7 +1405,9 @@
       </w:tr>
       <w:tr>
         <w:tc>
-          <w:tcPr/>
+          <w:tcPr>
+            <w:tcW w:w="3845" w:type="dxa"/>
+          </w:tcPr>
           <w:p>
             <w:pPr>
               <w:pStyle w:val="Compact"/>
@@ -1278,7 +1419,9 @@
           </w:p>
         </w:tc>
         <w:tc>
-          <w:tcPr/>
+          <w:tcPr>
+            <w:tcW w:w="832" w:type="dxa"/>
+          </w:tcPr>
           <w:p>
             <w:pPr>
               <w:pStyle w:val="Compact"/>
@@ -1290,7 +1433,9 @@
           </w:p>
         </w:tc>
         <w:tc>
-          <w:tcPr/>
+          <w:tcPr>
+            <w:tcW w:w="832" w:type="dxa"/>
+          </w:tcPr>
           <w:p>
             <w:pPr>
               <w:pStyle w:val="Compact"/>
@@ -1302,7 +1447,9 @@
           </w:p>
         </w:tc>
         <w:tc>
-          <w:tcPr/>
+          <w:tcPr>
+            <w:tcW w:w="3016" w:type="dxa"/>
+          </w:tcPr>
           <w:p>
             <w:pPr>
               <w:pStyle w:val="Compact"/>
@@ -1314,7 +1461,9 @@
           </w:p>
         </w:tc>
         <w:tc>
-          <w:tcPr/>
+          <w:tcPr>
+            <w:tcW w:w="832" w:type="dxa"/>
+          </w:tcPr>
           <w:p>
             <w:pPr>
               <w:pStyle w:val="Compact"/>
@@ -1497,24 +1646,27 @@
     <w:tbl>
       <w:tblPr>
         <w:tblStyle w:val="Table"/>
-        <w:tblW w:type="auto" w:w="0"/>
+        <w:tblW w:type="dxa" w:w="9360"/>
         <w:tblLook w:firstRow="1" w:lastRow="0" w:firstColumn="0" w:lastColumn="0" w:noHBand="0" w:noVBand="0" w:val="0020"/>
         <w:jc w:val="start"/>
+        <w:tblLayout w:type="fixed"/>
       </w:tblPr>
       <w:tblGrid>
-        <w:gridCol w:w="1320"/>
-        <w:gridCol w:w="1320"/>
-        <w:gridCol w:w="1320"/>
-        <w:gridCol w:w="1320"/>
-        <w:gridCol w:w="1320"/>
-        <w:gridCol w:w="1320"/>
+        <w:gridCol w:w="886"/>
+        <w:gridCol w:w="2082"/>
+        <w:gridCol w:w="1113"/>
+        <w:gridCol w:w="1113"/>
+        <w:gridCol w:w="1338"/>
+        <w:gridCol w:w="2826"/>
       </w:tblGrid>
       <w:tr>
         <w:trPr>
           <w:tblHeader w:val="true"/>
         </w:trPr>
         <w:tc>
-          <w:tcPr/>
+          <w:tcPr>
+            <w:tcW w:w="886" w:type="dxa"/>
+          </w:tcPr>
           <w:p>
             <w:pPr>
               <w:pStyle w:val="Compact"/>
@@ -1526,7 +1678,9 @@
           </w:p>
         </w:tc>
         <w:tc>
-          <w:tcPr/>
+          <w:tcPr>
+            <w:tcW w:w="2082" w:type="dxa"/>
+          </w:tcPr>
           <w:p>
             <w:pPr>
               <w:pStyle w:val="Compact"/>
@@ -1538,7 +1692,9 @@
           </w:p>
         </w:tc>
         <w:tc>
-          <w:tcPr/>
+          <w:tcPr>
+            <w:tcW w:w="1113" w:type="dxa"/>
+          </w:tcPr>
           <w:p>
             <w:pPr>
               <w:pStyle w:val="Compact"/>
@@ -1550,7 +1706,9 @@
           </w:p>
         </w:tc>
         <w:tc>
-          <w:tcPr/>
+          <w:tcPr>
+            <w:tcW w:w="1113" w:type="dxa"/>
+          </w:tcPr>
           <w:p>
             <w:pPr>
               <w:pStyle w:val="Compact"/>
@@ -1562,7 +1720,9 @@
           </w:p>
         </w:tc>
         <w:tc>
-          <w:tcPr/>
+          <w:tcPr>
+            <w:tcW w:w="1338" w:type="dxa"/>
+          </w:tcPr>
           <w:p>
             <w:pPr>
               <w:pStyle w:val="Compact"/>
@@ -1574,7 +1734,9 @@
           </w:p>
         </w:tc>
         <w:tc>
-          <w:tcPr/>
+          <w:tcPr>
+            <w:tcW w:w="2826" w:type="dxa"/>
+          </w:tcPr>
           <w:p>
             <w:pPr>
               <w:pStyle w:val="Compact"/>
@@ -1588,7 +1750,9 @@
       </w:tr>
       <w:tr>
         <w:tc>
-          <w:tcPr/>
+          <w:tcPr>
+            <w:tcW w:w="886" w:type="dxa"/>
+          </w:tcPr>
           <w:p>
             <w:pPr>
               <w:pStyle w:val="Compact"/>
@@ -1600,7 +1764,9 @@
           </w:p>
         </w:tc>
         <w:tc>
-          <w:tcPr/>
+          <w:tcPr>
+            <w:tcW w:w="2082" w:type="dxa"/>
+          </w:tcPr>
           <w:p>
             <w:pPr>
               <w:pStyle w:val="Compact"/>
@@ -1612,7 +1778,9 @@
           </w:p>
         </w:tc>
         <w:tc>
-          <w:tcPr/>
+          <w:tcPr>
+            <w:tcW w:w="1113" w:type="dxa"/>
+          </w:tcPr>
           <w:p>
             <w:pPr>
               <w:pStyle w:val="Compact"/>
@@ -1624,7 +1792,9 @@
           </w:p>
         </w:tc>
         <w:tc>
-          <w:tcPr/>
+          <w:tcPr>
+            <w:tcW w:w="1113" w:type="dxa"/>
+          </w:tcPr>
           <w:p>
             <w:pPr>
               <w:pStyle w:val="Compact"/>
@@ -1636,7 +1806,9 @@
           </w:p>
         </w:tc>
         <w:tc>
-          <w:tcPr/>
+          <w:tcPr>
+            <w:tcW w:w="1338" w:type="dxa"/>
+          </w:tcPr>
           <w:p>
             <w:pPr>
               <w:pStyle w:val="Compact"/>
@@ -1648,7 +1820,9 @@
           </w:p>
         </w:tc>
         <w:tc>
-          <w:tcPr/>
+          <w:tcPr>
+            <w:tcW w:w="2826" w:type="dxa"/>
+          </w:tcPr>
           <w:p>
             <w:pPr>
               <w:pStyle w:val="Compact"/>
@@ -1674,23 +1848,26 @@
     <w:tbl>
       <w:tblPr>
         <w:tblStyle w:val="Table"/>
-        <w:tblW w:type="auto" w:w="0"/>
+        <w:tblW w:type="dxa" w:w="9360"/>
         <w:tblLook w:firstRow="1" w:lastRow="0" w:firstColumn="0" w:lastColumn="0" w:noHBand="0" w:noVBand="0" w:val="0020"/>
         <w:jc w:val="start"/>
+        <w:tblLayout w:type="fixed"/>
       </w:tblPr>
       <w:tblGrid>
-        <w:gridCol w:w="1584"/>
-        <w:gridCol w:w="1584"/>
-        <w:gridCol w:w="1584"/>
-        <w:gridCol w:w="1584"/>
-        <w:gridCol w:w="1584"/>
+        <w:gridCol w:w="875"/>
+        <w:gridCol w:w="4065"/>
+        <w:gridCol w:w="1484"/>
+        <w:gridCol w:w="2060"/>
+        <w:gridCol w:w="875"/>
       </w:tblGrid>
       <w:tr>
         <w:trPr>
           <w:tblHeader w:val="true"/>
         </w:trPr>
         <w:tc>
-          <w:tcPr/>
+          <w:tcPr>
+            <w:tcW w:w="875" w:type="dxa"/>
+          </w:tcPr>
           <w:p>
             <w:pPr>
               <w:pStyle w:val="Compact"/>
@@ -1702,7 +1879,9 @@
           </w:p>
         </w:tc>
         <w:tc>
-          <w:tcPr/>
+          <w:tcPr>
+            <w:tcW w:w="4065" w:type="dxa"/>
+          </w:tcPr>
           <w:p>
             <w:pPr>
               <w:pStyle w:val="Compact"/>
@@ -1714,7 +1893,9 @@
           </w:p>
         </w:tc>
         <w:tc>
-          <w:tcPr/>
+          <w:tcPr>
+            <w:tcW w:w="1484" w:type="dxa"/>
+          </w:tcPr>
           <w:p>
             <w:pPr>
               <w:pStyle w:val="Compact"/>
@@ -1726,7 +1907,9 @@
           </w:p>
         </w:tc>
         <w:tc>
-          <w:tcPr/>
+          <w:tcPr>
+            <w:tcW w:w="2060" w:type="dxa"/>
+          </w:tcPr>
           <w:p>
             <w:pPr>
               <w:pStyle w:val="Compact"/>
@@ -1738,7 +1921,9 @@
           </w:p>
         </w:tc>
         <w:tc>
-          <w:tcPr/>
+          <w:tcPr>
+            <w:tcW w:w="875" w:type="dxa"/>
+          </w:tcPr>
           <w:p>
             <w:pPr>
               <w:pStyle w:val="Compact"/>
@@ -1752,7 +1937,9 @@
       </w:tr>
       <w:tr>
         <w:tc>
-          <w:tcPr/>
+          <w:tcPr>
+            <w:tcW w:w="875" w:type="dxa"/>
+          </w:tcPr>
           <w:p>
             <w:pPr>
               <w:pStyle w:val="Compact"/>
@@ -1764,7 +1951,9 @@
           </w:p>
         </w:tc>
         <w:tc>
-          <w:tcPr/>
+          <w:tcPr>
+            <w:tcW w:w="4065" w:type="dxa"/>
+          </w:tcPr>
           <w:p>
             <w:pPr>
               <w:pStyle w:val="Compact"/>
@@ -1776,7 +1965,9 @@
           </w:p>
         </w:tc>
         <w:tc>
-          <w:tcPr/>
+          <w:tcPr>
+            <w:tcW w:w="1484" w:type="dxa"/>
+          </w:tcPr>
           <w:p>
             <w:pPr>
               <w:pStyle w:val="Compact"/>
@@ -1788,7 +1979,9 @@
           </w:p>
         </w:tc>
         <w:tc>
-          <w:tcPr/>
+          <w:tcPr>
+            <w:tcW w:w="2060" w:type="dxa"/>
+          </w:tcPr>
           <w:p>
             <w:pPr>
               <w:pStyle w:val="Compact"/>
@@ -1800,7 +1993,9 @@
           </w:p>
         </w:tc>
         <w:tc>
-          <w:tcPr/>
+          <w:tcPr>
+            <w:tcW w:w="875" w:type="dxa"/>
+          </w:tcPr>
           <w:p>
             <w:pPr>
               <w:pStyle w:val="Compact"/>
@@ -1814,7 +2009,9 @@
       </w:tr>
       <w:tr>
         <w:tc>
-          <w:tcPr/>
+          <w:tcPr>
+            <w:tcW w:w="875" w:type="dxa"/>
+          </w:tcPr>
           <w:p>
             <w:pPr>
               <w:pStyle w:val="Compact"/>
@@ -1826,7 +2023,9 @@
           </w:p>
         </w:tc>
         <w:tc>
-          <w:tcPr/>
+          <w:tcPr>
+            <w:tcW w:w="4065" w:type="dxa"/>
+          </w:tcPr>
           <w:p>
             <w:pPr>
               <w:pStyle w:val="Compact"/>
@@ -1838,7 +2037,9 @@
           </w:p>
         </w:tc>
         <w:tc>
-          <w:tcPr/>
+          <w:tcPr>
+            <w:tcW w:w="1484" w:type="dxa"/>
+          </w:tcPr>
           <w:p>
             <w:pPr>
               <w:pStyle w:val="Compact"/>
@@ -1850,7 +2051,9 @@
           </w:p>
         </w:tc>
         <w:tc>
-          <w:tcPr/>
+          <w:tcPr>
+            <w:tcW w:w="2060" w:type="dxa"/>
+          </w:tcPr>
           <w:p>
             <w:pPr>
               <w:pStyle w:val="Compact"/>
@@ -1862,7 +2065,9 @@
           </w:p>
         </w:tc>
         <w:tc>
-          <w:tcPr/>
+          <w:tcPr>
+            <w:tcW w:w="875" w:type="dxa"/>
+          </w:tcPr>
           <w:p>
             <w:pPr>
               <w:pStyle w:val="Compact"/>
@@ -1876,7 +2081,9 @@
       </w:tr>
       <w:tr>
         <w:tc>
-          <w:tcPr/>
+          <w:tcPr>
+            <w:tcW w:w="875" w:type="dxa"/>
+          </w:tcPr>
           <w:p>
             <w:pPr>
               <w:pStyle w:val="Compact"/>
@@ -1888,7 +2095,9 @@
           </w:p>
         </w:tc>
         <w:tc>
-          <w:tcPr/>
+          <w:tcPr>
+            <w:tcW w:w="4065" w:type="dxa"/>
+          </w:tcPr>
           <w:p>
             <w:pPr>
               <w:pStyle w:val="Compact"/>
@@ -1900,7 +2109,9 @@
           </w:p>
         </w:tc>
         <w:tc>
-          <w:tcPr/>
+          <w:tcPr>
+            <w:tcW w:w="1484" w:type="dxa"/>
+          </w:tcPr>
           <w:p>
             <w:pPr>
               <w:pStyle w:val="Compact"/>
@@ -1912,7 +2123,9 @@
           </w:p>
         </w:tc>
         <w:tc>
-          <w:tcPr/>
+          <w:tcPr>
+            <w:tcW w:w="2060" w:type="dxa"/>
+          </w:tcPr>
           <w:p>
             <w:pPr>
               <w:pStyle w:val="Compact"/>
@@ -1924,7 +2137,9 @@
           </w:p>
         </w:tc>
         <w:tc>
-          <w:tcPr/>
+          <w:tcPr>
+            <w:tcW w:w="875" w:type="dxa"/>
+          </w:tcPr>
           <w:p>
             <w:pPr>
               <w:pStyle w:val="Compact"/>
@@ -2014,23 +2229,26 @@
     <w:tbl>
       <w:tblPr>
         <w:tblStyle w:val="Table"/>
-        <w:tblW w:type="auto" w:w="0"/>
+        <w:tblW w:type="dxa" w:w="9360"/>
         <w:tblLook w:firstRow="1" w:lastRow="0" w:firstColumn="0" w:lastColumn="0" w:noHBand="0" w:noVBand="0" w:val="0020"/>
         <w:jc w:val="start"/>
+        <w:tblLayout w:type="fixed"/>
       </w:tblPr>
       <w:tblGrid>
-        <w:gridCol w:w="1584"/>
-        <w:gridCol w:w="1584"/>
-        <w:gridCol w:w="1584"/>
-        <w:gridCol w:w="1584"/>
-        <w:gridCol w:w="1584"/>
+        <w:gridCol w:w="2332"/>
+        <w:gridCol w:w="834"/>
+        <w:gridCol w:w="4366"/>
+        <w:gridCol w:w="834"/>
+        <w:gridCol w:w="991"/>
       </w:tblGrid>
       <w:tr>
         <w:trPr>
           <w:tblHeader w:val="true"/>
         </w:trPr>
         <w:tc>
-          <w:tcPr/>
+          <w:tcPr>
+            <w:tcW w:w="2332" w:type="dxa"/>
+          </w:tcPr>
           <w:p>
             <w:pPr>
               <w:pStyle w:val="Compact"/>
@@ -2042,7 +2260,9 @@
           </w:p>
         </w:tc>
         <w:tc>
-          <w:tcPr/>
+          <w:tcPr>
+            <w:tcW w:w="834" w:type="dxa"/>
+          </w:tcPr>
           <w:p>
             <w:pPr>
               <w:pStyle w:val="Compact"/>
@@ -2054,7 +2274,9 @@
           </w:p>
         </w:tc>
         <w:tc>
-          <w:tcPr/>
+          <w:tcPr>
+            <w:tcW w:w="4366" w:type="dxa"/>
+          </w:tcPr>
           <w:p>
             <w:pPr>
               <w:pStyle w:val="Compact"/>
@@ -2066,7 +2288,9 @@
           </w:p>
         </w:tc>
         <w:tc>
-          <w:tcPr/>
+          <w:tcPr>
+            <w:tcW w:w="834" w:type="dxa"/>
+          </w:tcPr>
           <w:p>
             <w:pPr>
               <w:pStyle w:val="Compact"/>
@@ -2078,7 +2302,9 @@
           </w:p>
         </w:tc>
         <w:tc>
-          <w:tcPr/>
+          <w:tcPr>
+            <w:tcW w:w="991" w:type="dxa"/>
+          </w:tcPr>
           <w:p>
             <w:pPr>
               <w:pStyle w:val="Compact"/>
@@ -2092,7 +2318,9 @@
       </w:tr>
       <w:tr>
         <w:tc>
-          <w:tcPr/>
+          <w:tcPr>
+            <w:tcW w:w="2332" w:type="dxa"/>
+          </w:tcPr>
           <w:p>
             <w:pPr>
               <w:pStyle w:val="Compact"/>
@@ -2104,7 +2332,9 @@
           </w:p>
         </w:tc>
         <w:tc>
-          <w:tcPr/>
+          <w:tcPr>
+            <w:tcW w:w="834" w:type="dxa"/>
+          </w:tcPr>
           <w:p>
             <w:pPr>
               <w:pStyle w:val="Compact"/>
@@ -2116,7 +2346,9 @@
           </w:p>
         </w:tc>
         <w:tc>
-          <w:tcPr/>
+          <w:tcPr>
+            <w:tcW w:w="4366" w:type="dxa"/>
+          </w:tcPr>
           <w:p>
             <w:pPr>
               <w:pStyle w:val="Compact"/>
@@ -2128,7 +2360,9 @@
           </w:p>
         </w:tc>
         <w:tc>
-          <w:tcPr/>
+          <w:tcPr>
+            <w:tcW w:w="834" w:type="dxa"/>
+          </w:tcPr>
           <w:p>
             <w:pPr>
               <w:pStyle w:val="Compact"/>
@@ -2140,7 +2374,9 @@
           </w:p>
         </w:tc>
         <w:tc>
-          <w:tcPr/>
+          <w:tcPr>
+            <w:tcW w:w="991" w:type="dxa"/>
+          </w:tcPr>
           <w:p>
             <w:pPr>
               <w:pStyle w:val="Compact"/>
@@ -2154,7 +2390,9 @@
       </w:tr>
       <w:tr>
         <w:tc>
-          <w:tcPr/>
+          <w:tcPr>
+            <w:tcW w:w="2332" w:type="dxa"/>
+          </w:tcPr>
           <w:p>
             <w:pPr>
               <w:pStyle w:val="Compact"/>
@@ -2166,7 +2404,9 @@
           </w:p>
         </w:tc>
         <w:tc>
-          <w:tcPr/>
+          <w:tcPr>
+            <w:tcW w:w="834" w:type="dxa"/>
+          </w:tcPr>
           <w:p>
             <w:pPr>
               <w:pStyle w:val="Compact"/>
@@ -2178,7 +2418,9 @@
           </w:p>
         </w:tc>
         <w:tc>
-          <w:tcPr/>
+          <w:tcPr>
+            <w:tcW w:w="4366" w:type="dxa"/>
+          </w:tcPr>
           <w:p>
             <w:pPr>
               <w:pStyle w:val="Compact"/>
@@ -2190,7 +2432,9 @@
           </w:p>
         </w:tc>
         <w:tc>
-          <w:tcPr/>
+          <w:tcPr>
+            <w:tcW w:w="834" w:type="dxa"/>
+          </w:tcPr>
           <w:p>
             <w:pPr>
               <w:pStyle w:val="Compact"/>
@@ -2202,7 +2446,9 @@
           </w:p>
         </w:tc>
         <w:tc>
-          <w:tcPr/>
+          <w:tcPr>
+            <w:tcW w:w="991" w:type="dxa"/>
+          </w:tcPr>
           <w:p>
             <w:pPr>
               <w:pStyle w:val="Compact"/>
@@ -2216,7 +2462,9 @@
       </w:tr>
       <w:tr>
         <w:tc>
-          <w:tcPr/>
+          <w:tcPr>
+            <w:tcW w:w="2332" w:type="dxa"/>
+          </w:tcPr>
           <w:p>
             <w:pPr>
               <w:pStyle w:val="Compact"/>
@@ -2228,7 +2476,9 @@
           </w:p>
         </w:tc>
         <w:tc>
-          <w:tcPr/>
+          <w:tcPr>
+            <w:tcW w:w="834" w:type="dxa"/>
+          </w:tcPr>
           <w:p>
             <w:pPr>
               <w:pStyle w:val="Compact"/>
@@ -2240,7 +2490,9 @@
           </w:p>
         </w:tc>
         <w:tc>
-          <w:tcPr/>
+          <w:tcPr>
+            <w:tcW w:w="4366" w:type="dxa"/>
+          </w:tcPr>
           <w:p>
             <w:pPr>
               <w:pStyle w:val="Compact"/>
@@ -2252,7 +2504,9 @@
           </w:p>
         </w:tc>
         <w:tc>
-          <w:tcPr/>
+          <w:tcPr>
+            <w:tcW w:w="834" w:type="dxa"/>
+          </w:tcPr>
           <w:p>
             <w:pPr>
               <w:pStyle w:val="Compact"/>
@@ -2264,7 +2518,9 @@
           </w:p>
         </w:tc>
         <w:tc>
-          <w:tcPr/>
+          <w:tcPr>
+            <w:tcW w:w="991" w:type="dxa"/>
+          </w:tcPr>
           <w:p>
             <w:pPr>
               <w:pStyle w:val="Compact"/>
@@ -2278,7 +2534,9 @@
       </w:tr>
       <w:tr>
         <w:tc>
-          <w:tcPr/>
+          <w:tcPr>
+            <w:tcW w:w="2332" w:type="dxa"/>
+          </w:tcPr>
           <w:p>
             <w:pPr>
               <w:pStyle w:val="Compact"/>
@@ -2290,7 +2548,9 @@
           </w:p>
         </w:tc>
         <w:tc>
-          <w:tcPr/>
+          <w:tcPr>
+            <w:tcW w:w="834" w:type="dxa"/>
+          </w:tcPr>
           <w:p>
             <w:pPr>
               <w:pStyle w:val="Compact"/>
@@ -2302,7 +2562,9 @@
           </w:p>
         </w:tc>
         <w:tc>
-          <w:tcPr/>
+          <w:tcPr>
+            <w:tcW w:w="4366" w:type="dxa"/>
+          </w:tcPr>
           <w:p>
             <w:pPr>
               <w:pStyle w:val="Compact"/>
@@ -2314,7 +2576,9 @@
           </w:p>
         </w:tc>
         <w:tc>
-          <w:tcPr/>
+          <w:tcPr>
+            <w:tcW w:w="834" w:type="dxa"/>
+          </w:tcPr>
           <w:p>
             <w:pPr>
               <w:pStyle w:val="Compact"/>
@@ -2326,7 +2590,9 @@
           </w:p>
         </w:tc>
         <w:tc>
-          <w:tcPr/>
+          <w:tcPr>
+            <w:tcW w:w="991" w:type="dxa"/>
+          </w:tcPr>
           <w:p>
             <w:pPr>
               <w:pStyle w:val="Compact"/>
@@ -2391,24 +2657,27 @@
     <w:tbl>
       <w:tblPr>
         <w:tblStyle w:val="Table"/>
-        <w:tblW w:type="auto" w:w="0"/>
+        <w:tblW w:type="dxa" w:w="9360"/>
         <w:tblLook w:firstRow="1" w:lastRow="0" w:firstColumn="0" w:lastColumn="0" w:noHBand="0" w:noVBand="0" w:val="0020"/>
         <w:jc w:val="start"/>
+        <w:tblLayout w:type="fixed"/>
       </w:tblPr>
       <w:tblGrid>
-        <w:gridCol w:w="1320"/>
-        <w:gridCol w:w="1320"/>
-        <w:gridCol w:w="1320"/>
-        <w:gridCol w:w="1320"/>
-        <w:gridCol w:w="1320"/>
-        <w:gridCol w:w="1320"/>
+        <w:gridCol w:w="2715"/>
+        <w:gridCol w:w="1565"/>
+        <w:gridCol w:w="803"/>
+        <w:gridCol w:w="803"/>
+        <w:gridCol w:w="803"/>
+        <w:gridCol w:w="2667"/>
       </w:tblGrid>
       <w:tr>
         <w:trPr>
           <w:tblHeader w:val="true"/>
         </w:trPr>
         <w:tc>
-          <w:tcPr/>
+          <w:tcPr>
+            <w:tcW w:w="2715" w:type="dxa"/>
+          </w:tcPr>
           <w:p>
             <w:pPr>
               <w:pStyle w:val="Compact"/>
@@ -2420,7 +2689,9 @@
           </w:p>
         </w:tc>
         <w:tc>
-          <w:tcPr/>
+          <w:tcPr>
+            <w:tcW w:w="1565" w:type="dxa"/>
+          </w:tcPr>
           <w:p>
             <w:pPr>
               <w:pStyle w:val="Compact"/>
@@ -2432,7 +2703,9 @@
           </w:p>
         </w:tc>
         <w:tc>
-          <w:tcPr/>
+          <w:tcPr>
+            <w:tcW w:w="803" w:type="dxa"/>
+          </w:tcPr>
           <w:p>
             <w:pPr>
               <w:pStyle w:val="Compact"/>
@@ -2444,7 +2717,9 @@
           </w:p>
         </w:tc>
         <w:tc>
-          <w:tcPr/>
+          <w:tcPr>
+            <w:tcW w:w="803" w:type="dxa"/>
+          </w:tcPr>
           <w:p>
             <w:pPr>
               <w:pStyle w:val="Compact"/>
@@ -2456,7 +2731,9 @@
           </w:p>
         </w:tc>
         <w:tc>
-          <w:tcPr/>
+          <w:tcPr>
+            <w:tcW w:w="803" w:type="dxa"/>
+          </w:tcPr>
           <w:p>
             <w:pPr>
               <w:pStyle w:val="Compact"/>
@@ -2468,7 +2745,9 @@
           </w:p>
         </w:tc>
         <w:tc>
-          <w:tcPr/>
+          <w:tcPr>
+            <w:tcW w:w="2667" w:type="dxa"/>
+          </w:tcPr>
           <w:p>
             <w:pPr>
               <w:pStyle w:val="Compact"/>
@@ -2482,7 +2761,9 @@
       </w:tr>
       <w:tr>
         <w:tc>
-          <w:tcPr/>
+          <w:tcPr>
+            <w:tcW w:w="2715" w:type="dxa"/>
+          </w:tcPr>
           <w:p>
             <w:pPr>
               <w:pStyle w:val="Compact"/>
@@ -2494,7 +2775,9 @@
           </w:p>
         </w:tc>
         <w:tc>
-          <w:tcPr/>
+          <w:tcPr>
+            <w:tcW w:w="1565" w:type="dxa"/>
+          </w:tcPr>
           <w:p>
             <w:pPr>
               <w:pStyle w:val="Compact"/>
@@ -2506,7 +2789,9 @@
           </w:p>
         </w:tc>
         <w:tc>
-          <w:tcPr/>
+          <w:tcPr>
+            <w:tcW w:w="803" w:type="dxa"/>
+          </w:tcPr>
           <w:p>
             <w:pPr>
               <w:pStyle w:val="Compact"/>
@@ -2518,7 +2803,9 @@
           </w:p>
         </w:tc>
         <w:tc>
-          <w:tcPr/>
+          <w:tcPr>
+            <w:tcW w:w="803" w:type="dxa"/>
+          </w:tcPr>
           <w:p>
             <w:pPr>
               <w:pStyle w:val="Compact"/>
@@ -2530,7 +2817,9 @@
           </w:p>
         </w:tc>
         <w:tc>
-          <w:tcPr/>
+          <w:tcPr>
+            <w:tcW w:w="803" w:type="dxa"/>
+          </w:tcPr>
           <w:p>
             <w:pPr>
               <w:pStyle w:val="Compact"/>
@@ -2542,7 +2831,9 @@
           </w:p>
         </w:tc>
         <w:tc>
-          <w:tcPr/>
+          <w:tcPr>
+            <w:tcW w:w="2667" w:type="dxa"/>
+          </w:tcPr>
           <w:p>
             <w:pPr>
               <w:pStyle w:val="Compact"/>
@@ -2556,7 +2847,9 @@
       </w:tr>
       <w:tr>
         <w:tc>
-          <w:tcPr/>
+          <w:tcPr>
+            <w:tcW w:w="2715" w:type="dxa"/>
+          </w:tcPr>
           <w:p>
             <w:pPr>
               <w:pStyle w:val="Compact"/>
@@ -2568,7 +2861,9 @@
           </w:p>
         </w:tc>
         <w:tc>
-          <w:tcPr/>
+          <w:tcPr>
+            <w:tcW w:w="1565" w:type="dxa"/>
+          </w:tcPr>
           <w:p>
             <w:pPr>
               <w:pStyle w:val="Compact"/>
@@ -2580,7 +2875,9 @@
           </w:p>
         </w:tc>
         <w:tc>
-          <w:tcPr/>
+          <w:tcPr>
+            <w:tcW w:w="803" w:type="dxa"/>
+          </w:tcPr>
           <w:p>
             <w:pPr>
               <w:pStyle w:val="Compact"/>
@@ -2592,7 +2889,9 @@
           </w:p>
         </w:tc>
         <w:tc>
-          <w:tcPr/>
+          <w:tcPr>
+            <w:tcW w:w="803" w:type="dxa"/>
+          </w:tcPr>
           <w:p>
             <w:pPr>
               <w:pStyle w:val="Compact"/>
@@ -2604,7 +2903,9 @@
           </w:p>
         </w:tc>
         <w:tc>
-          <w:tcPr/>
+          <w:tcPr>
+            <w:tcW w:w="803" w:type="dxa"/>
+          </w:tcPr>
           <w:p>
             <w:pPr>
               <w:pStyle w:val="Compact"/>
@@ -2616,7 +2917,9 @@
           </w:p>
         </w:tc>
         <w:tc>
-          <w:tcPr/>
+          <w:tcPr>
+            <w:tcW w:w="2667" w:type="dxa"/>
+          </w:tcPr>
           <w:p>
             <w:pPr>
               <w:pStyle w:val="Compact"/>
@@ -2630,7 +2933,9 @@
       </w:tr>
       <w:tr>
         <w:tc>
-          <w:tcPr/>
+          <w:tcPr>
+            <w:tcW w:w="2715" w:type="dxa"/>
+          </w:tcPr>
           <w:p>
             <w:pPr>
               <w:pStyle w:val="Compact"/>
@@ -2642,7 +2947,9 @@
           </w:p>
         </w:tc>
         <w:tc>
-          <w:tcPr/>
+          <w:tcPr>
+            <w:tcW w:w="1565" w:type="dxa"/>
+          </w:tcPr>
           <w:p>
             <w:pPr>
               <w:pStyle w:val="Compact"/>
@@ -2654,7 +2961,9 @@
           </w:p>
         </w:tc>
         <w:tc>
-          <w:tcPr/>
+          <w:tcPr>
+            <w:tcW w:w="803" w:type="dxa"/>
+          </w:tcPr>
           <w:p>
             <w:pPr>
               <w:pStyle w:val="Compact"/>
@@ -2666,7 +2975,9 @@
           </w:p>
         </w:tc>
         <w:tc>
-          <w:tcPr/>
+          <w:tcPr>
+            <w:tcW w:w="803" w:type="dxa"/>
+          </w:tcPr>
           <w:p>
             <w:pPr>
               <w:pStyle w:val="Compact"/>
@@ -2678,7 +2989,9 @@
           </w:p>
         </w:tc>
         <w:tc>
-          <w:tcPr/>
+          <w:tcPr>
+            <w:tcW w:w="803" w:type="dxa"/>
+          </w:tcPr>
           <w:p>
             <w:pPr>
               <w:pStyle w:val="Compact"/>
@@ -2690,7 +3003,9 @@
           </w:p>
         </w:tc>
         <w:tc>
-          <w:tcPr/>
+          <w:tcPr>
+            <w:tcW w:w="2667" w:type="dxa"/>
+          </w:tcPr>
           <w:p>
             <w:pPr>
               <w:pStyle w:val="Compact"/>
@@ -2704,7 +3019,9 @@
       </w:tr>
       <w:tr>
         <w:tc>
-          <w:tcPr/>
+          <w:tcPr>
+            <w:tcW w:w="2715" w:type="dxa"/>
+          </w:tcPr>
           <w:p>
             <w:pPr>
               <w:pStyle w:val="Compact"/>
@@ -2716,7 +3033,9 @@
           </w:p>
         </w:tc>
         <w:tc>
-          <w:tcPr/>
+          <w:tcPr>
+            <w:tcW w:w="1565" w:type="dxa"/>
+          </w:tcPr>
           <w:p>
             <w:pPr>
               <w:pStyle w:val="Compact"/>
@@ -2728,7 +3047,9 @@
           </w:p>
         </w:tc>
         <w:tc>
-          <w:tcPr/>
+          <w:tcPr>
+            <w:tcW w:w="803" w:type="dxa"/>
+          </w:tcPr>
           <w:p>
             <w:pPr>
               <w:pStyle w:val="Compact"/>
@@ -2740,7 +3061,9 @@
           </w:p>
         </w:tc>
         <w:tc>
-          <w:tcPr/>
+          <w:tcPr>
+            <w:tcW w:w="803" w:type="dxa"/>
+          </w:tcPr>
           <w:p>
             <w:pPr>
               <w:pStyle w:val="Compact"/>
@@ -2752,7 +3075,9 @@
           </w:p>
         </w:tc>
         <w:tc>
-          <w:tcPr/>
+          <w:tcPr>
+            <w:tcW w:w="803" w:type="dxa"/>
+          </w:tcPr>
           <w:p>
             <w:pPr>
               <w:pStyle w:val="Compact"/>
@@ -2764,7 +3089,9 @@
           </w:p>
         </w:tc>
         <w:tc>
-          <w:tcPr/>
+          <w:tcPr>
+            <w:tcW w:w="2667" w:type="dxa"/>
+          </w:tcPr>
           <w:p>
             <w:pPr>
               <w:pStyle w:val="Compact"/>
@@ -2781,23 +3108,26 @@
     <w:tbl>
       <w:tblPr>
         <w:tblStyle w:val="Table"/>
-        <w:tblW w:type="auto" w:w="0"/>
+        <w:tblW w:type="dxa" w:w="9360"/>
         <w:tblLook w:firstRow="1" w:lastRow="0" w:firstColumn="0" w:lastColumn="0" w:noHBand="0" w:noVBand="0" w:val="0020"/>
         <w:jc w:val="start"/>
+        <w:tblLayout w:type="fixed"/>
       </w:tblPr>
       <w:tblGrid>
-        <w:gridCol w:w="1584"/>
-        <w:gridCol w:w="1584"/>
-        <w:gridCol w:w="1584"/>
-        <w:gridCol w:w="1584"/>
-        <w:gridCol w:w="1584"/>
+        <w:gridCol w:w="2193"/>
+        <w:gridCol w:w="1978"/>
+        <w:gridCol w:w="872"/>
+        <w:gridCol w:w="2424"/>
+        <w:gridCol w:w="1890"/>
       </w:tblGrid>
       <w:tr>
         <w:trPr>
           <w:tblHeader w:val="true"/>
         </w:trPr>
         <w:tc>
-          <w:tcPr/>
+          <w:tcPr>
+            <w:tcW w:w="2193" w:type="dxa"/>
+          </w:tcPr>
           <w:p>
             <w:pPr>
               <w:pStyle w:val="Compact"/>
@@ -2809,7 +3139,9 @@
           </w:p>
         </w:tc>
         <w:tc>
-          <w:tcPr/>
+          <w:tcPr>
+            <w:tcW w:w="1978" w:type="dxa"/>
+          </w:tcPr>
           <w:p>
             <w:pPr>
               <w:pStyle w:val="Compact"/>
@@ -2821,7 +3153,9 @@
           </w:p>
         </w:tc>
         <w:tc>
-          <w:tcPr/>
+          <w:tcPr>
+            <w:tcW w:w="872" w:type="dxa"/>
+          </w:tcPr>
           <w:p>
             <w:pPr>
               <w:pStyle w:val="Compact"/>
@@ -2833,7 +3167,9 @@
           </w:p>
         </w:tc>
         <w:tc>
-          <w:tcPr/>
+          <w:tcPr>
+            <w:tcW w:w="2424" w:type="dxa"/>
+          </w:tcPr>
           <w:p>
             <w:pPr>
               <w:pStyle w:val="Compact"/>
@@ -2845,7 +3181,9 @@
           </w:p>
         </w:tc>
         <w:tc>
-          <w:tcPr/>
+          <w:tcPr>
+            <w:tcW w:w="1890" w:type="dxa"/>
+          </w:tcPr>
           <w:p>
             <w:pPr>
               <w:pStyle w:val="Compact"/>
@@ -2859,7 +3197,9 @@
       </w:tr>
       <w:tr>
         <w:tc>
-          <w:tcPr/>
+          <w:tcPr>
+            <w:tcW w:w="2193" w:type="dxa"/>
+          </w:tcPr>
           <w:p>
             <w:pPr>
               <w:pStyle w:val="Compact"/>
@@ -2871,7 +3211,9 @@
           </w:p>
         </w:tc>
         <w:tc>
-          <w:tcPr/>
+          <w:tcPr>
+            <w:tcW w:w="1978" w:type="dxa"/>
+          </w:tcPr>
           <w:p>
             <w:pPr>
               <w:pStyle w:val="Compact"/>
@@ -2883,7 +3225,9 @@
           </w:p>
         </w:tc>
         <w:tc>
-          <w:tcPr/>
+          <w:tcPr>
+            <w:tcW w:w="872" w:type="dxa"/>
+          </w:tcPr>
           <w:p>
             <w:pPr>
               <w:pStyle w:val="Compact"/>
@@ -2895,7 +3239,9 @@
           </w:p>
         </w:tc>
         <w:tc>
-          <w:tcPr/>
+          <w:tcPr>
+            <w:tcW w:w="2424" w:type="dxa"/>
+          </w:tcPr>
           <w:p>
             <w:pPr>
               <w:pStyle w:val="Compact"/>
@@ -2907,7 +3253,9 @@
           </w:p>
         </w:tc>
         <w:tc>
-          <w:tcPr/>
+          <w:tcPr>
+            <w:tcW w:w="1890" w:type="dxa"/>
+          </w:tcPr>
           <w:p>
             <w:pPr>
               <w:pStyle w:val="Compact"/>
@@ -2921,7 +3269,9 @@
       </w:tr>
       <w:tr>
         <w:tc>
-          <w:tcPr/>
+          <w:tcPr>
+            <w:tcW w:w="2193" w:type="dxa"/>
+          </w:tcPr>
           <w:p>
             <w:pPr>
               <w:pStyle w:val="Compact"/>
@@ -2933,7 +3283,9 @@
           </w:p>
         </w:tc>
         <w:tc>
-          <w:tcPr/>
+          <w:tcPr>
+            <w:tcW w:w="1978" w:type="dxa"/>
+          </w:tcPr>
           <w:p>
             <w:pPr>
               <w:pStyle w:val="Compact"/>
@@ -2945,7 +3297,9 @@
           </w:p>
         </w:tc>
         <w:tc>
-          <w:tcPr/>
+          <w:tcPr>
+            <w:tcW w:w="872" w:type="dxa"/>
+          </w:tcPr>
           <w:p>
             <w:pPr>
               <w:pStyle w:val="Compact"/>
@@ -2957,7 +3311,9 @@
           </w:p>
         </w:tc>
         <w:tc>
-          <w:tcPr/>
+          <w:tcPr>
+            <w:tcW w:w="2424" w:type="dxa"/>
+          </w:tcPr>
           <w:p>
             <w:pPr>
               <w:pStyle w:val="Compact"/>
@@ -2969,7 +3325,9 @@
           </w:p>
         </w:tc>
         <w:tc>
-          <w:tcPr/>
+          <w:tcPr>
+            <w:tcW w:w="1890" w:type="dxa"/>
+          </w:tcPr>
           <w:p>
             <w:pPr>
               <w:pStyle w:val="Compact"/>
@@ -2983,7 +3341,9 @@
       </w:tr>
       <w:tr>
         <w:tc>
-          <w:tcPr/>
+          <w:tcPr>
+            <w:tcW w:w="2193" w:type="dxa"/>
+          </w:tcPr>
           <w:p>
             <w:pPr>
               <w:pStyle w:val="Compact"/>
@@ -2995,7 +3355,9 @@
           </w:p>
         </w:tc>
         <w:tc>
-          <w:tcPr/>
+          <w:tcPr>
+            <w:tcW w:w="1978" w:type="dxa"/>
+          </w:tcPr>
           <w:p>
             <w:pPr>
               <w:pStyle w:val="Compact"/>
@@ -3007,7 +3369,9 @@
           </w:p>
         </w:tc>
         <w:tc>
-          <w:tcPr/>
+          <w:tcPr>
+            <w:tcW w:w="872" w:type="dxa"/>
+          </w:tcPr>
           <w:p>
             <w:pPr>
               <w:pStyle w:val="Compact"/>
@@ -3019,7 +3383,9 @@
           </w:p>
         </w:tc>
         <w:tc>
-          <w:tcPr/>
+          <w:tcPr>
+            <w:tcW w:w="2424" w:type="dxa"/>
+          </w:tcPr>
           <w:p>
             <w:pPr>
               <w:pStyle w:val="Compact"/>
@@ -3031,7 +3397,9 @@
           </w:p>
         </w:tc>
         <w:tc>
-          <w:tcPr/>
+          <w:tcPr>
+            <w:tcW w:w="1890" w:type="dxa"/>
+          </w:tcPr>
           <w:p>
             <w:pPr>
               <w:pStyle w:val="Compact"/>
@@ -3048,24 +3416,27 @@
     <w:tbl>
       <w:tblPr>
         <w:tblStyle w:val="Table"/>
-        <w:tblW w:type="auto" w:w="0"/>
+        <w:tblW w:type="dxa" w:w="9360"/>
         <w:tblLook w:firstRow="1" w:lastRow="0" w:firstColumn="0" w:lastColumn="0" w:noHBand="0" w:noVBand="0" w:val="0020"/>
         <w:jc w:val="start"/>
+        <w:tblLayout w:type="fixed"/>
       </w:tblPr>
       <w:tblGrid>
-        <w:gridCol w:w="1320"/>
-        <w:gridCol w:w="1320"/>
-        <w:gridCol w:w="1320"/>
-        <w:gridCol w:w="1320"/>
-        <w:gridCol w:w="1320"/>
-        <w:gridCol w:w="1320"/>
+        <w:gridCol w:w="778"/>
+        <w:gridCol w:w="3635"/>
+        <w:gridCol w:w="778"/>
+        <w:gridCol w:w="960"/>
+        <w:gridCol w:w="778"/>
+        <w:gridCol w:w="2427"/>
       </w:tblGrid>
       <w:tr>
         <w:trPr>
           <w:tblHeader w:val="true"/>
         </w:trPr>
         <w:tc>
-          <w:tcPr/>
+          <w:tcPr>
+            <w:tcW w:w="778" w:type="dxa"/>
+          </w:tcPr>
           <w:p>
             <w:pPr>
               <w:pStyle w:val="Compact"/>
@@ -3077,7 +3448,9 @@
           </w:p>
         </w:tc>
         <w:tc>
-          <w:tcPr/>
+          <w:tcPr>
+            <w:tcW w:w="3635" w:type="dxa"/>
+          </w:tcPr>
           <w:p>
             <w:pPr>
               <w:pStyle w:val="Compact"/>
@@ -3089,7 +3462,9 @@
           </w:p>
         </w:tc>
         <w:tc>
-          <w:tcPr/>
+          <w:tcPr>
+            <w:tcW w:w="778" w:type="dxa"/>
+          </w:tcPr>
           <w:p>
             <w:pPr>
               <w:pStyle w:val="Compact"/>
@@ -3101,7 +3476,9 @@
           </w:p>
         </w:tc>
         <w:tc>
-          <w:tcPr/>
+          <w:tcPr>
+            <w:tcW w:w="960" w:type="dxa"/>
+          </w:tcPr>
           <w:p>
             <w:pPr>
               <w:pStyle w:val="Compact"/>
@@ -3113,7 +3490,9 @@
           </w:p>
         </w:tc>
         <w:tc>
-          <w:tcPr/>
+          <w:tcPr>
+            <w:tcW w:w="778" w:type="dxa"/>
+          </w:tcPr>
           <w:p>
             <w:pPr>
               <w:pStyle w:val="Compact"/>
@@ -3125,7 +3504,9 @@
           </w:p>
         </w:tc>
         <w:tc>
-          <w:tcPr/>
+          <w:tcPr>
+            <w:tcW w:w="2427" w:type="dxa"/>
+          </w:tcPr>
           <w:p>
             <w:pPr>
               <w:pStyle w:val="Compact"/>
@@ -3139,7 +3520,9 @@
       </w:tr>
       <w:tr>
         <w:tc>
-          <w:tcPr/>
+          <w:tcPr>
+            <w:tcW w:w="778" w:type="dxa"/>
+          </w:tcPr>
           <w:p>
             <w:pPr>
               <w:pStyle w:val="Compact"/>
@@ -3151,7 +3534,9 @@
           </w:p>
         </w:tc>
         <w:tc>
-          <w:tcPr/>
+          <w:tcPr>
+            <w:tcW w:w="3635" w:type="dxa"/>
+          </w:tcPr>
           <w:p>
             <w:pPr>
               <w:pStyle w:val="Compact"/>
@@ -3163,7 +3548,9 @@
           </w:p>
         </w:tc>
         <w:tc>
-          <w:tcPr/>
+          <w:tcPr>
+            <w:tcW w:w="778" w:type="dxa"/>
+          </w:tcPr>
           <w:p>
             <w:pPr>
               <w:pStyle w:val="Compact"/>
@@ -3175,7 +3562,9 @@
           </w:p>
         </w:tc>
         <w:tc>
-          <w:tcPr/>
+          <w:tcPr>
+            <w:tcW w:w="960" w:type="dxa"/>
+          </w:tcPr>
           <w:p>
             <w:pPr>
               <w:pStyle w:val="Compact"/>
@@ -3187,7 +3576,9 @@
           </w:p>
         </w:tc>
         <w:tc>
-          <w:tcPr/>
+          <w:tcPr>
+            <w:tcW w:w="778" w:type="dxa"/>
+          </w:tcPr>
           <w:p>
             <w:pPr>
               <w:pStyle w:val="Compact"/>
@@ -3199,7 +3590,9 @@
           </w:p>
         </w:tc>
         <w:tc>
-          <w:tcPr/>
+          <w:tcPr>
+            <w:tcW w:w="2427" w:type="dxa"/>
+          </w:tcPr>
           <w:p>
             <w:pPr>
               <w:pStyle w:val="Compact"/>
@@ -3213,7 +3606,9 @@
       </w:tr>
       <w:tr>
         <w:tc>
-          <w:tcPr/>
+          <w:tcPr>
+            <w:tcW w:w="778" w:type="dxa"/>
+          </w:tcPr>
           <w:p>
             <w:pPr>
               <w:pStyle w:val="Compact"/>
@@ -3225,7 +3620,9 @@
           </w:p>
         </w:tc>
         <w:tc>
-          <w:tcPr/>
+          <w:tcPr>
+            <w:tcW w:w="3635" w:type="dxa"/>
+          </w:tcPr>
           <w:p>
             <w:pPr>
               <w:pStyle w:val="Compact"/>
@@ -3237,7 +3634,9 @@
           </w:p>
         </w:tc>
         <w:tc>
-          <w:tcPr/>
+          <w:tcPr>
+            <w:tcW w:w="778" w:type="dxa"/>
+          </w:tcPr>
           <w:p>
             <w:pPr>
               <w:pStyle w:val="Compact"/>
@@ -3249,7 +3648,9 @@
           </w:p>
         </w:tc>
         <w:tc>
-          <w:tcPr/>
+          <w:tcPr>
+            <w:tcW w:w="960" w:type="dxa"/>
+          </w:tcPr>
           <w:p>
             <w:pPr>
               <w:pStyle w:val="Compact"/>
@@ -3261,7 +3662,9 @@
           </w:p>
         </w:tc>
         <w:tc>
-          <w:tcPr/>
+          <w:tcPr>
+            <w:tcW w:w="778" w:type="dxa"/>
+          </w:tcPr>
           <w:p>
             <w:pPr>
               <w:pStyle w:val="Compact"/>
@@ -3273,7 +3676,9 @@
           </w:p>
         </w:tc>
         <w:tc>
-          <w:tcPr/>
+          <w:tcPr>
+            <w:tcW w:w="2427" w:type="dxa"/>
+          </w:tcPr>
           <w:p>
             <w:pPr>
               <w:pStyle w:val="Compact"/>
@@ -3287,7 +3692,9 @@
       </w:tr>
       <w:tr>
         <w:tc>
-          <w:tcPr/>
+          <w:tcPr>
+            <w:tcW w:w="778" w:type="dxa"/>
+          </w:tcPr>
           <w:p>
             <w:pPr>
               <w:pStyle w:val="Compact"/>
@@ -3299,7 +3706,9 @@
           </w:p>
         </w:tc>
         <w:tc>
-          <w:tcPr/>
+          <w:tcPr>
+            <w:tcW w:w="3635" w:type="dxa"/>
+          </w:tcPr>
           <w:p>
             <w:pPr>
               <w:pStyle w:val="Compact"/>
@@ -3311,7 +3720,9 @@
           </w:p>
         </w:tc>
         <w:tc>
-          <w:tcPr/>
+          <w:tcPr>
+            <w:tcW w:w="778" w:type="dxa"/>
+          </w:tcPr>
           <w:p>
             <w:pPr>
               <w:pStyle w:val="Compact"/>
@@ -3323,7 +3734,9 @@
           </w:p>
         </w:tc>
         <w:tc>
-          <w:tcPr/>
+          <w:tcPr>
+            <w:tcW w:w="960" w:type="dxa"/>
+          </w:tcPr>
           <w:p>
             <w:pPr>
               <w:pStyle w:val="Compact"/>
@@ -3335,7 +3748,9 @@
           </w:p>
         </w:tc>
         <w:tc>
-          <w:tcPr/>
+          <w:tcPr>
+            <w:tcW w:w="778" w:type="dxa"/>
+          </w:tcPr>
           <w:p>
             <w:pPr>
               <w:pStyle w:val="Compact"/>
@@ -3347,7 +3762,9 @@
           </w:p>
         </w:tc>
         <w:tc>
-          <w:tcPr/>
+          <w:tcPr>
+            <w:tcW w:w="2427" w:type="dxa"/>
+          </w:tcPr>
           <w:p>
             <w:pPr>
               <w:pStyle w:val="Compact"/>
@@ -3364,23 +3781,26 @@
     <w:tbl>
       <w:tblPr>
         <w:tblStyle w:val="Table"/>
-        <w:tblW w:type="auto" w:w="0"/>
+        <w:tblW w:type="dxa" w:w="9360"/>
         <w:tblLook w:firstRow="1" w:lastRow="0" w:firstColumn="0" w:lastColumn="0" w:noHBand="0" w:noVBand="0" w:val="0020"/>
         <w:jc w:val="start"/>
+        <w:tblLayout w:type="fixed"/>
       </w:tblPr>
       <w:tblGrid>
-        <w:gridCol w:w="1584"/>
-        <w:gridCol w:w="1584"/>
-        <w:gridCol w:w="1584"/>
-        <w:gridCol w:w="1584"/>
-        <w:gridCol w:w="1584"/>
+        <w:gridCol w:w="797"/>
+        <w:gridCol w:w="2634"/>
+        <w:gridCol w:w="1920"/>
+        <w:gridCol w:w="3209"/>
+        <w:gridCol w:w="797"/>
       </w:tblGrid>
       <w:tr>
         <w:trPr>
           <w:tblHeader w:val="true"/>
         </w:trPr>
         <w:tc>
-          <w:tcPr/>
+          <w:tcPr>
+            <w:tcW w:w="797" w:type="dxa"/>
+          </w:tcPr>
           <w:p>
             <w:pPr>
               <w:pStyle w:val="Compact"/>
@@ -3392,7 +3812,9 @@
           </w:p>
         </w:tc>
         <w:tc>
-          <w:tcPr/>
+          <w:tcPr>
+            <w:tcW w:w="2634" w:type="dxa"/>
+          </w:tcPr>
           <w:p>
             <w:pPr>
               <w:pStyle w:val="Compact"/>
@@ -3404,7 +3826,9 @@
           </w:p>
         </w:tc>
         <w:tc>
-          <w:tcPr/>
+          <w:tcPr>
+            <w:tcW w:w="1920" w:type="dxa"/>
+          </w:tcPr>
           <w:p>
             <w:pPr>
               <w:pStyle w:val="Compact"/>
@@ -3416,7 +3840,9 @@
           </w:p>
         </w:tc>
         <w:tc>
-          <w:tcPr/>
+          <w:tcPr>
+            <w:tcW w:w="3209" w:type="dxa"/>
+          </w:tcPr>
           <w:p>
             <w:pPr>
               <w:pStyle w:val="Compact"/>
@@ -3428,7 +3854,9 @@
           </w:p>
         </w:tc>
         <w:tc>
-          <w:tcPr/>
+          <w:tcPr>
+            <w:tcW w:w="797" w:type="dxa"/>
+          </w:tcPr>
           <w:p>
             <w:pPr>
               <w:pStyle w:val="Compact"/>
@@ -3442,7 +3870,9 @@
       </w:tr>
       <w:tr>
         <w:tc>
-          <w:tcPr/>
+          <w:tcPr>
+            <w:tcW w:w="797" w:type="dxa"/>
+          </w:tcPr>
           <w:p>
             <w:pPr>
               <w:pStyle w:val="Compact"/>
@@ -3454,7 +3884,9 @@
           </w:p>
         </w:tc>
         <w:tc>
-          <w:tcPr/>
+          <w:tcPr>
+            <w:tcW w:w="2634" w:type="dxa"/>
+          </w:tcPr>
           <w:p>
             <w:pPr>
               <w:pStyle w:val="Compact"/>
@@ -3466,7 +3898,9 @@
           </w:p>
         </w:tc>
         <w:tc>
-          <w:tcPr/>
+          <w:tcPr>
+            <w:tcW w:w="1920" w:type="dxa"/>
+          </w:tcPr>
           <w:p>
             <w:pPr>
               <w:pStyle w:val="Compact"/>
@@ -3478,7 +3912,9 @@
           </w:p>
         </w:tc>
         <w:tc>
-          <w:tcPr/>
+          <w:tcPr>
+            <w:tcW w:w="3209" w:type="dxa"/>
+          </w:tcPr>
           <w:p>
             <w:pPr>
               <w:pStyle w:val="Compact"/>
@@ -3490,7 +3926,9 @@
           </w:p>
         </w:tc>
         <w:tc>
-          <w:tcPr/>
+          <w:tcPr>
+            <w:tcW w:w="797" w:type="dxa"/>
+          </w:tcPr>
           <w:p>
             <w:pPr>
               <w:pStyle w:val="Compact"/>
@@ -3504,7 +3942,9 @@
       </w:tr>
       <w:tr>
         <w:tc>
-          <w:tcPr/>
+          <w:tcPr>
+            <w:tcW w:w="797" w:type="dxa"/>
+          </w:tcPr>
           <w:p>
             <w:pPr>
               <w:pStyle w:val="Compact"/>
@@ -3516,7 +3956,9 @@
           </w:p>
         </w:tc>
         <w:tc>
-          <w:tcPr/>
+          <w:tcPr>
+            <w:tcW w:w="2634" w:type="dxa"/>
+          </w:tcPr>
           <w:p>
             <w:pPr>
               <w:pStyle w:val="Compact"/>
@@ -3528,7 +3970,9 @@
           </w:p>
         </w:tc>
         <w:tc>
-          <w:tcPr/>
+          <w:tcPr>
+            <w:tcW w:w="1920" w:type="dxa"/>
+          </w:tcPr>
           <w:p>
             <w:pPr>
               <w:pStyle w:val="Compact"/>
@@ -3540,7 +3984,9 @@
           </w:p>
         </w:tc>
         <w:tc>
-          <w:tcPr/>
+          <w:tcPr>
+            <w:tcW w:w="3209" w:type="dxa"/>
+          </w:tcPr>
           <w:p>
             <w:pPr>
               <w:pStyle w:val="Compact"/>
@@ -3552,7 +3998,9 @@
           </w:p>
         </w:tc>
         <w:tc>
-          <w:tcPr/>
+          <w:tcPr>
+            <w:tcW w:w="797" w:type="dxa"/>
+          </w:tcPr>
           <w:p>
             <w:pPr>
               <w:pStyle w:val="Compact"/>
@@ -3566,7 +4014,9 @@
       </w:tr>
       <w:tr>
         <w:tc>
-          <w:tcPr/>
+          <w:tcPr>
+            <w:tcW w:w="797" w:type="dxa"/>
+          </w:tcPr>
           <w:p>
             <w:pPr>
               <w:pStyle w:val="Compact"/>
@@ -3578,7 +4028,9 @@
           </w:p>
         </w:tc>
         <w:tc>
-          <w:tcPr/>
+          <w:tcPr>
+            <w:tcW w:w="2634" w:type="dxa"/>
+          </w:tcPr>
           <w:p>
             <w:pPr>
               <w:pStyle w:val="Compact"/>
@@ -3590,7 +4042,9 @@
           </w:p>
         </w:tc>
         <w:tc>
-          <w:tcPr/>
+          <w:tcPr>
+            <w:tcW w:w="1920" w:type="dxa"/>
+          </w:tcPr>
           <w:p>
             <w:pPr>
               <w:pStyle w:val="Compact"/>
@@ -3602,7 +4056,9 @@
           </w:p>
         </w:tc>
         <w:tc>
-          <w:tcPr/>
+          <w:tcPr>
+            <w:tcW w:w="3209" w:type="dxa"/>
+          </w:tcPr>
           <w:p>
             <w:pPr>
               <w:pStyle w:val="Compact"/>
@@ -3614,7 +4070,9 @@
           </w:p>
         </w:tc>
         <w:tc>
-          <w:tcPr/>
+          <w:tcPr>
+            <w:tcW w:w="797" w:type="dxa"/>
+          </w:tcPr>
           <w:p>
             <w:pPr>
               <w:pStyle w:val="Compact"/>

--- a/dist/docs/templates/bsa/08-project-closeout.docx
+++ b/dist/docs/templates/bsa/08-project-closeout.docx
@@ -495,12 +495,12 @@
         <w:tblLayout w:type="fixed"/>
       </w:tblPr>
       <w:tblGrid>
-        <w:gridCol w:w="1223"/>
-        <w:gridCol w:w="1087"/>
-        <w:gridCol w:w="1087"/>
-        <w:gridCol w:w="2288"/>
-        <w:gridCol w:w="1815"/>
-        <w:gridCol w:w="1858"/>
+        <w:gridCol w:w="1265"/>
+        <w:gridCol w:w="1150"/>
+        <w:gridCol w:w="1150"/>
+        <w:gridCol w:w="2224"/>
+        <w:gridCol w:w="1764"/>
+        <w:gridCol w:w="1806"/>
       </w:tblGrid>
       <w:tr>
         <w:trPr>
@@ -508,7 +508,7 @@
         </w:trPr>
         <w:tc>
           <w:tcPr>
-            <w:tcW w:w="1223" w:type="dxa"/>
+            <w:tcW w:w="1265" w:type="dxa"/>
           </w:tcPr>
           <w:p>
             <w:pPr>
@@ -522,7 +522,7 @@
         </w:tc>
         <w:tc>
           <w:tcPr>
-            <w:tcW w:w="1087" w:type="dxa"/>
+            <w:tcW w:w="1150" w:type="dxa"/>
           </w:tcPr>
           <w:p>
             <w:pPr>
@@ -536,7 +536,7 @@
         </w:tc>
         <w:tc>
           <w:tcPr>
-            <w:tcW w:w="1087" w:type="dxa"/>
+            <w:tcW w:w="1150" w:type="dxa"/>
           </w:tcPr>
           <w:p>
             <w:pPr>
@@ -550,7 +550,7 @@
         </w:tc>
         <w:tc>
           <w:tcPr>
-            <w:tcW w:w="2288" w:type="dxa"/>
+            <w:tcW w:w="2224" w:type="dxa"/>
           </w:tcPr>
           <w:p>
             <w:pPr>
@@ -564,7 +564,7 @@
         </w:tc>
         <w:tc>
           <w:tcPr>
-            <w:tcW w:w="1815" w:type="dxa"/>
+            <w:tcW w:w="1764" w:type="dxa"/>
           </w:tcPr>
           <w:p>
             <w:pPr>
@@ -578,7 +578,7 @@
         </w:tc>
         <w:tc>
           <w:tcPr>
-            <w:tcW w:w="1858" w:type="dxa"/>
+            <w:tcW w:w="1806" w:type="dxa"/>
           </w:tcPr>
           <w:p>
             <w:pPr>
@@ -594,7 +594,7 @@
       <w:tr>
         <w:tc>
           <w:tcPr>
-            <w:tcW w:w="1223" w:type="dxa"/>
+            <w:tcW w:w="1265" w:type="dxa"/>
           </w:tcPr>
           <w:p>
             <w:pPr>
@@ -608,7 +608,7 @@
         </w:tc>
         <w:tc>
           <w:tcPr>
-            <w:tcW w:w="1087" w:type="dxa"/>
+            <w:tcW w:w="1150" w:type="dxa"/>
           </w:tcPr>
           <w:p>
             <w:pPr>
@@ -622,7 +622,7 @@
         </w:tc>
         <w:tc>
           <w:tcPr>
-            <w:tcW w:w="1087" w:type="dxa"/>
+            <w:tcW w:w="1150" w:type="dxa"/>
           </w:tcPr>
           <w:p>
             <w:pPr>
@@ -636,7 +636,7 @@
         </w:tc>
         <w:tc>
           <w:tcPr>
-            <w:tcW w:w="2288" w:type="dxa"/>
+            <w:tcW w:w="2224" w:type="dxa"/>
           </w:tcPr>
           <w:p>
             <w:pPr>
@@ -650,7 +650,7 @@
         </w:tc>
         <w:tc>
           <w:tcPr>
-            <w:tcW w:w="1815" w:type="dxa"/>
+            <w:tcW w:w="1764" w:type="dxa"/>
           </w:tcPr>
           <w:p>
             <w:pPr>
@@ -664,7 +664,7 @@
         </w:tc>
         <w:tc>
           <w:tcPr>
-            <w:tcW w:w="1858" w:type="dxa"/>
+            <w:tcW w:w="1806" w:type="dxa"/>
           </w:tcPr>
           <w:p>
             <w:pPr>
@@ -1149,11 +1149,11 @@
         <w:tblLayout w:type="fixed"/>
       </w:tblPr>
       <w:tblGrid>
-        <w:gridCol w:w="3378"/>
-        <w:gridCol w:w="880"/>
-        <w:gridCol w:w="1078"/>
-        <w:gridCol w:w="2673"/>
-        <w:gridCol w:w="1348"/>
+        <w:gridCol w:w="3271"/>
+        <w:gridCol w:w="1150"/>
+        <w:gridCol w:w="1043"/>
+        <w:gridCol w:w="2588"/>
+        <w:gridCol w:w="1306"/>
       </w:tblGrid>
       <w:tr>
         <w:trPr>
@@ -1161,7 +1161,7 @@
         </w:trPr>
         <w:tc>
           <w:tcPr>
-            <w:tcW w:w="3378" w:type="dxa"/>
+            <w:tcW w:w="3271" w:type="dxa"/>
           </w:tcPr>
           <w:p>
             <w:pPr>
@@ -1175,7 +1175,7 @@
         </w:tc>
         <w:tc>
           <w:tcPr>
-            <w:tcW w:w="880" w:type="dxa"/>
+            <w:tcW w:w="1150" w:type="dxa"/>
           </w:tcPr>
           <w:p>
             <w:pPr>
@@ -1189,7 +1189,7 @@
         </w:tc>
         <w:tc>
           <w:tcPr>
-            <w:tcW w:w="1078" w:type="dxa"/>
+            <w:tcW w:w="1043" w:type="dxa"/>
           </w:tcPr>
           <w:p>
             <w:pPr>
@@ -1203,7 +1203,7 @@
         </w:tc>
         <w:tc>
           <w:tcPr>
-            <w:tcW w:w="2673" w:type="dxa"/>
+            <w:tcW w:w="2588" w:type="dxa"/>
           </w:tcPr>
           <w:p>
             <w:pPr>
@@ -1217,7 +1217,7 @@
         </w:tc>
         <w:tc>
           <w:tcPr>
-            <w:tcW w:w="1348" w:type="dxa"/>
+            <w:tcW w:w="1306" w:type="dxa"/>
           </w:tcPr>
           <w:p>
             <w:pPr>
@@ -1233,7 +1233,7 @@
       <w:tr>
         <w:tc>
           <w:tcPr>
-            <w:tcW w:w="3378" w:type="dxa"/>
+            <w:tcW w:w="3271" w:type="dxa"/>
           </w:tcPr>
           <w:p>
             <w:pPr>
@@ -1247,7 +1247,7 @@
         </w:tc>
         <w:tc>
           <w:tcPr>
-            <w:tcW w:w="880" w:type="dxa"/>
+            <w:tcW w:w="1150" w:type="dxa"/>
           </w:tcPr>
           <w:p>
             <w:pPr>
@@ -1261,7 +1261,7 @@
         </w:tc>
         <w:tc>
           <w:tcPr>
-            <w:tcW w:w="1078" w:type="dxa"/>
+            <w:tcW w:w="1043" w:type="dxa"/>
           </w:tcPr>
           <w:p>
             <w:pPr>
@@ -1275,7 +1275,7 @@
         </w:tc>
         <w:tc>
           <w:tcPr>
-            <w:tcW w:w="2673" w:type="dxa"/>
+            <w:tcW w:w="2588" w:type="dxa"/>
           </w:tcPr>
           <w:p>
             <w:pPr>
@@ -1289,7 +1289,7 @@
         </w:tc>
         <w:tc>
           <w:tcPr>
-            <w:tcW w:w="1348" w:type="dxa"/>
+            <w:tcW w:w="1306" w:type="dxa"/>
           </w:tcPr>
           <w:p>
             <w:pPr>
@@ -1322,11 +1322,11 @@
         <w:tblLayout w:type="fixed"/>
       </w:tblPr>
       <w:tblGrid>
-        <w:gridCol w:w="3845"/>
-        <w:gridCol w:w="832"/>
-        <w:gridCol w:w="832"/>
-        <w:gridCol w:w="3016"/>
-        <w:gridCol w:w="832"/>
+        <w:gridCol w:w="3656"/>
+        <w:gridCol w:w="900"/>
+        <w:gridCol w:w="1035"/>
+        <w:gridCol w:w="2868"/>
+        <w:gridCol w:w="900"/>
       </w:tblGrid>
       <w:tr>
         <w:trPr>
@@ -1334,7 +1334,7 @@
         </w:trPr>
         <w:tc>
           <w:tcPr>
-            <w:tcW w:w="3845" w:type="dxa"/>
+            <w:tcW w:w="3656" w:type="dxa"/>
           </w:tcPr>
           <w:p>
             <w:pPr>
@@ -1348,7 +1348,7 @@
         </w:tc>
         <w:tc>
           <w:tcPr>
-            <w:tcW w:w="832" w:type="dxa"/>
+            <w:tcW w:w="900" w:type="dxa"/>
           </w:tcPr>
           <w:p>
             <w:pPr>
@@ -1362,7 +1362,7 @@
         </w:tc>
         <w:tc>
           <w:tcPr>
-            <w:tcW w:w="832" w:type="dxa"/>
+            <w:tcW w:w="1035" w:type="dxa"/>
           </w:tcPr>
           <w:p>
             <w:pPr>
@@ -1376,7 +1376,7 @@
         </w:tc>
         <w:tc>
           <w:tcPr>
-            <w:tcW w:w="3016" w:type="dxa"/>
+            <w:tcW w:w="2868" w:type="dxa"/>
           </w:tcPr>
           <w:p>
             <w:pPr>
@@ -1390,7 +1390,7 @@
         </w:tc>
         <w:tc>
           <w:tcPr>
-            <w:tcW w:w="832" w:type="dxa"/>
+            <w:tcW w:w="900" w:type="dxa"/>
           </w:tcPr>
           <w:p>
             <w:pPr>
@@ -1406,7 +1406,7 @@
       <w:tr>
         <w:tc>
           <w:tcPr>
-            <w:tcW w:w="3845" w:type="dxa"/>
+            <w:tcW w:w="3656" w:type="dxa"/>
           </w:tcPr>
           <w:p>
             <w:pPr>
@@ -1420,7 +1420,7 @@
         </w:tc>
         <w:tc>
           <w:tcPr>
-            <w:tcW w:w="832" w:type="dxa"/>
+            <w:tcW w:w="900" w:type="dxa"/>
           </w:tcPr>
           <w:p>
             <w:pPr>
@@ -1434,7 +1434,7 @@
         </w:tc>
         <w:tc>
           <w:tcPr>
-            <w:tcW w:w="832" w:type="dxa"/>
+            <w:tcW w:w="1035" w:type="dxa"/>
           </w:tcPr>
           <w:p>
             <w:pPr>
@@ -1448,7 +1448,7 @@
         </w:tc>
         <w:tc>
           <w:tcPr>
-            <w:tcW w:w="3016" w:type="dxa"/>
+            <w:tcW w:w="2868" w:type="dxa"/>
           </w:tcPr>
           <w:p>
             <w:pPr>
@@ -1462,7 +1462,7 @@
         </w:tc>
         <w:tc>
           <w:tcPr>
-            <w:tcW w:w="832" w:type="dxa"/>
+            <w:tcW w:w="900" w:type="dxa"/>
           </w:tcPr>
           <w:p>
             <w:pPr>
@@ -1652,12 +1652,12 @@
         <w:tblLayout w:type="fixed"/>
       </w:tblPr>
       <w:tblGrid>
-        <w:gridCol w:w="886"/>
-        <w:gridCol w:w="2082"/>
-        <w:gridCol w:w="1113"/>
-        <w:gridCol w:w="1113"/>
-        <w:gridCol w:w="1338"/>
-        <w:gridCol w:w="2826"/>
+        <w:gridCol w:w="900"/>
+        <w:gridCol w:w="2079"/>
+        <w:gridCol w:w="1111"/>
+        <w:gridCol w:w="1111"/>
+        <w:gridCol w:w="1335"/>
+        <w:gridCol w:w="2821"/>
       </w:tblGrid>
       <w:tr>
         <w:trPr>
@@ -1665,7 +1665,7 @@
         </w:trPr>
         <w:tc>
           <w:tcPr>
-            <w:tcW w:w="886" w:type="dxa"/>
+            <w:tcW w:w="900" w:type="dxa"/>
           </w:tcPr>
           <w:p>
             <w:pPr>
@@ -1679,7 +1679,7 @@
         </w:tc>
         <w:tc>
           <w:tcPr>
-            <w:tcW w:w="2082" w:type="dxa"/>
+            <w:tcW w:w="2079" w:type="dxa"/>
           </w:tcPr>
           <w:p>
             <w:pPr>
@@ -1693,7 +1693,7 @@
         </w:tc>
         <w:tc>
           <w:tcPr>
-            <w:tcW w:w="1113" w:type="dxa"/>
+            <w:tcW w:w="1111" w:type="dxa"/>
           </w:tcPr>
           <w:p>
             <w:pPr>
@@ -1707,7 +1707,7 @@
         </w:tc>
         <w:tc>
           <w:tcPr>
-            <w:tcW w:w="1113" w:type="dxa"/>
+            <w:tcW w:w="1111" w:type="dxa"/>
           </w:tcPr>
           <w:p>
             <w:pPr>
@@ -1721,7 +1721,7 @@
         </w:tc>
         <w:tc>
           <w:tcPr>
-            <w:tcW w:w="1338" w:type="dxa"/>
+            <w:tcW w:w="1335" w:type="dxa"/>
           </w:tcPr>
           <w:p>
             <w:pPr>
@@ -1735,7 +1735,7 @@
         </w:tc>
         <w:tc>
           <w:tcPr>
-            <w:tcW w:w="2826" w:type="dxa"/>
+            <w:tcW w:w="2821" w:type="dxa"/>
           </w:tcPr>
           <w:p>
             <w:pPr>
@@ -1751,7 +1751,7 @@
       <w:tr>
         <w:tc>
           <w:tcPr>
-            <w:tcW w:w="886" w:type="dxa"/>
+            <w:tcW w:w="900" w:type="dxa"/>
           </w:tcPr>
           <w:p>
             <w:pPr>
@@ -1765,7 +1765,7 @@
         </w:tc>
         <w:tc>
           <w:tcPr>
-            <w:tcW w:w="2082" w:type="dxa"/>
+            <w:tcW w:w="2079" w:type="dxa"/>
           </w:tcPr>
           <w:p>
             <w:pPr>
@@ -1779,7 +1779,7 @@
         </w:tc>
         <w:tc>
           <w:tcPr>
-            <w:tcW w:w="1113" w:type="dxa"/>
+            <w:tcW w:w="1111" w:type="dxa"/>
           </w:tcPr>
           <w:p>
             <w:pPr>
@@ -1793,7 +1793,7 @@
         </w:tc>
         <w:tc>
           <w:tcPr>
-            <w:tcW w:w="1113" w:type="dxa"/>
+            <w:tcW w:w="1111" w:type="dxa"/>
           </w:tcPr>
           <w:p>
             <w:pPr>
@@ -1807,7 +1807,7 @@
         </w:tc>
         <w:tc>
           <w:tcPr>
-            <w:tcW w:w="1338" w:type="dxa"/>
+            <w:tcW w:w="1335" w:type="dxa"/>
           </w:tcPr>
           <w:p>
             <w:pPr>
@@ -1821,7 +1821,7 @@
         </w:tc>
         <w:tc>
           <w:tcPr>
-            <w:tcW w:w="2826" w:type="dxa"/>
+            <w:tcW w:w="2821" w:type="dxa"/>
           </w:tcPr>
           <w:p>
             <w:pPr>
@@ -1854,11 +1854,11 @@
         <w:tblLayout w:type="fixed"/>
       </w:tblPr>
       <w:tblGrid>
-        <w:gridCol w:w="875"/>
-        <w:gridCol w:w="4065"/>
-        <w:gridCol w:w="1484"/>
-        <w:gridCol w:w="2060"/>
-        <w:gridCol w:w="875"/>
+        <w:gridCol w:w="900"/>
+        <w:gridCol w:w="4027"/>
+        <w:gridCol w:w="1470"/>
+        <w:gridCol w:w="2041"/>
+        <w:gridCol w:w="920"/>
       </w:tblGrid>
       <w:tr>
         <w:trPr>
@@ -1866,7 +1866,7 @@
         </w:trPr>
         <w:tc>
           <w:tcPr>
-            <w:tcW w:w="875" w:type="dxa"/>
+            <w:tcW w:w="900" w:type="dxa"/>
           </w:tcPr>
           <w:p>
             <w:pPr>
@@ -1880,7 +1880,7 @@
         </w:tc>
         <w:tc>
           <w:tcPr>
-            <w:tcW w:w="4065" w:type="dxa"/>
+            <w:tcW w:w="4027" w:type="dxa"/>
           </w:tcPr>
           <w:p>
             <w:pPr>
@@ -1894,7 +1894,7 @@
         </w:tc>
         <w:tc>
           <w:tcPr>
-            <w:tcW w:w="1484" w:type="dxa"/>
+            <w:tcW w:w="1470" w:type="dxa"/>
           </w:tcPr>
           <w:p>
             <w:pPr>
@@ -1908,7 +1908,7 @@
         </w:tc>
         <w:tc>
           <w:tcPr>
-            <w:tcW w:w="2060" w:type="dxa"/>
+            <w:tcW w:w="2041" w:type="dxa"/>
           </w:tcPr>
           <w:p>
             <w:pPr>
@@ -1922,7 +1922,7 @@
         </w:tc>
         <w:tc>
           <w:tcPr>
-            <w:tcW w:w="875" w:type="dxa"/>
+            <w:tcW w:w="920" w:type="dxa"/>
           </w:tcPr>
           <w:p>
             <w:pPr>
@@ -1938,7 +1938,7 @@
       <w:tr>
         <w:tc>
           <w:tcPr>
-            <w:tcW w:w="875" w:type="dxa"/>
+            <w:tcW w:w="900" w:type="dxa"/>
           </w:tcPr>
           <w:p>
             <w:pPr>
@@ -1952,7 +1952,7 @@
         </w:tc>
         <w:tc>
           <w:tcPr>
-            <w:tcW w:w="4065" w:type="dxa"/>
+            <w:tcW w:w="4027" w:type="dxa"/>
           </w:tcPr>
           <w:p>
             <w:pPr>
@@ -1966,7 +1966,7 @@
         </w:tc>
         <w:tc>
           <w:tcPr>
-            <w:tcW w:w="1484" w:type="dxa"/>
+            <w:tcW w:w="1470" w:type="dxa"/>
           </w:tcPr>
           <w:p>
             <w:pPr>
@@ -1980,7 +1980,7 @@
         </w:tc>
         <w:tc>
           <w:tcPr>
-            <w:tcW w:w="2060" w:type="dxa"/>
+            <w:tcW w:w="2041" w:type="dxa"/>
           </w:tcPr>
           <w:p>
             <w:pPr>
@@ -1994,7 +1994,7 @@
         </w:tc>
         <w:tc>
           <w:tcPr>
-            <w:tcW w:w="875" w:type="dxa"/>
+            <w:tcW w:w="920" w:type="dxa"/>
           </w:tcPr>
           <w:p>
             <w:pPr>
@@ -2010,7 +2010,7 @@
       <w:tr>
         <w:tc>
           <w:tcPr>
-            <w:tcW w:w="875" w:type="dxa"/>
+            <w:tcW w:w="900" w:type="dxa"/>
           </w:tcPr>
           <w:p>
             <w:pPr>
@@ -2024,7 +2024,7 @@
         </w:tc>
         <w:tc>
           <w:tcPr>
-            <w:tcW w:w="4065" w:type="dxa"/>
+            <w:tcW w:w="4027" w:type="dxa"/>
           </w:tcPr>
           <w:p>
             <w:pPr>
@@ -2038,7 +2038,7 @@
         </w:tc>
         <w:tc>
           <w:tcPr>
-            <w:tcW w:w="1484" w:type="dxa"/>
+            <w:tcW w:w="1470" w:type="dxa"/>
           </w:tcPr>
           <w:p>
             <w:pPr>
@@ -2052,7 +2052,7 @@
         </w:tc>
         <w:tc>
           <w:tcPr>
-            <w:tcW w:w="2060" w:type="dxa"/>
+            <w:tcW w:w="2041" w:type="dxa"/>
           </w:tcPr>
           <w:p>
             <w:pPr>
@@ -2066,7 +2066,7 @@
         </w:tc>
         <w:tc>
           <w:tcPr>
-            <w:tcW w:w="875" w:type="dxa"/>
+            <w:tcW w:w="920" w:type="dxa"/>
           </w:tcPr>
           <w:p>
             <w:pPr>
@@ -2082,7 +2082,7 @@
       <w:tr>
         <w:tc>
           <w:tcPr>
-            <w:tcW w:w="875" w:type="dxa"/>
+            <w:tcW w:w="900" w:type="dxa"/>
           </w:tcPr>
           <w:p>
             <w:pPr>
@@ -2096,7 +2096,7 @@
         </w:tc>
         <w:tc>
           <w:tcPr>
-            <w:tcW w:w="4065" w:type="dxa"/>
+            <w:tcW w:w="4027" w:type="dxa"/>
           </w:tcPr>
           <w:p>
             <w:pPr>
@@ -2110,7 +2110,7 @@
         </w:tc>
         <w:tc>
           <w:tcPr>
-            <w:tcW w:w="1484" w:type="dxa"/>
+            <w:tcW w:w="1470" w:type="dxa"/>
           </w:tcPr>
           <w:p>
             <w:pPr>
@@ -2124,7 +2124,7 @@
         </w:tc>
         <w:tc>
           <w:tcPr>
-            <w:tcW w:w="2060" w:type="dxa"/>
+            <w:tcW w:w="2041" w:type="dxa"/>
           </w:tcPr>
           <w:p>
             <w:pPr>
@@ -2138,7 +2138,7 @@
         </w:tc>
         <w:tc>
           <w:tcPr>
-            <w:tcW w:w="875" w:type="dxa"/>
+            <w:tcW w:w="920" w:type="dxa"/>
           </w:tcPr>
           <w:p>
             <w:pPr>
@@ -2235,11 +2235,11 @@
         <w:tblLayout w:type="fixed"/>
       </w:tblPr>
       <w:tblGrid>
-        <w:gridCol w:w="2332"/>
-        <w:gridCol w:w="834"/>
-        <w:gridCol w:w="4366"/>
-        <w:gridCol w:w="834"/>
-        <w:gridCol w:w="991"/>
+        <w:gridCol w:w="2231"/>
+        <w:gridCol w:w="899"/>
+        <w:gridCol w:w="4178"/>
+        <w:gridCol w:w="899"/>
+        <w:gridCol w:w="1149"/>
       </w:tblGrid>
       <w:tr>
         <w:trPr>
@@ -2247,7 +2247,7 @@
         </w:trPr>
         <w:tc>
           <w:tcPr>
-            <w:tcW w:w="2332" w:type="dxa"/>
+            <w:tcW w:w="2231" w:type="dxa"/>
           </w:tcPr>
           <w:p>
             <w:pPr>
@@ -2261,7 +2261,7 @@
         </w:tc>
         <w:tc>
           <w:tcPr>
-            <w:tcW w:w="834" w:type="dxa"/>
+            <w:tcW w:w="899" w:type="dxa"/>
           </w:tcPr>
           <w:p>
             <w:pPr>
@@ -2275,7 +2275,7 @@
         </w:tc>
         <w:tc>
           <w:tcPr>
-            <w:tcW w:w="4366" w:type="dxa"/>
+            <w:tcW w:w="4178" w:type="dxa"/>
           </w:tcPr>
           <w:p>
             <w:pPr>
@@ -2289,7 +2289,7 @@
         </w:tc>
         <w:tc>
           <w:tcPr>
-            <w:tcW w:w="834" w:type="dxa"/>
+            <w:tcW w:w="899" w:type="dxa"/>
           </w:tcPr>
           <w:p>
             <w:pPr>
@@ -2303,7 +2303,7 @@
         </w:tc>
         <w:tc>
           <w:tcPr>
-            <w:tcW w:w="991" w:type="dxa"/>
+            <w:tcW w:w="1149" w:type="dxa"/>
           </w:tcPr>
           <w:p>
             <w:pPr>
@@ -2319,7 +2319,7 @@
       <w:tr>
         <w:tc>
           <w:tcPr>
-            <w:tcW w:w="2332" w:type="dxa"/>
+            <w:tcW w:w="2231" w:type="dxa"/>
           </w:tcPr>
           <w:p>
             <w:pPr>
@@ -2333,7 +2333,7 @@
         </w:tc>
         <w:tc>
           <w:tcPr>
-            <w:tcW w:w="834" w:type="dxa"/>
+            <w:tcW w:w="899" w:type="dxa"/>
           </w:tcPr>
           <w:p>
             <w:pPr>
@@ -2347,7 +2347,7 @@
         </w:tc>
         <w:tc>
           <w:tcPr>
-            <w:tcW w:w="4366" w:type="dxa"/>
+            <w:tcW w:w="4178" w:type="dxa"/>
           </w:tcPr>
           <w:p>
             <w:pPr>
@@ -2361,7 +2361,7 @@
         </w:tc>
         <w:tc>
           <w:tcPr>
-            <w:tcW w:w="834" w:type="dxa"/>
+            <w:tcW w:w="899" w:type="dxa"/>
           </w:tcPr>
           <w:p>
             <w:pPr>
@@ -2375,7 +2375,7 @@
         </w:tc>
         <w:tc>
           <w:tcPr>
-            <w:tcW w:w="991" w:type="dxa"/>
+            <w:tcW w:w="1149" w:type="dxa"/>
           </w:tcPr>
           <w:p>
             <w:pPr>
@@ -2391,7 +2391,7 @@
       <w:tr>
         <w:tc>
           <w:tcPr>
-            <w:tcW w:w="2332" w:type="dxa"/>
+            <w:tcW w:w="2231" w:type="dxa"/>
           </w:tcPr>
           <w:p>
             <w:pPr>
@@ -2405,7 +2405,7 @@
         </w:tc>
         <w:tc>
           <w:tcPr>
-            <w:tcW w:w="834" w:type="dxa"/>
+            <w:tcW w:w="899" w:type="dxa"/>
           </w:tcPr>
           <w:p>
             <w:pPr>
@@ -2419,7 +2419,7 @@
         </w:tc>
         <w:tc>
           <w:tcPr>
-            <w:tcW w:w="4366" w:type="dxa"/>
+            <w:tcW w:w="4178" w:type="dxa"/>
           </w:tcPr>
           <w:p>
             <w:pPr>
@@ -2433,7 +2433,7 @@
         </w:tc>
         <w:tc>
           <w:tcPr>
-            <w:tcW w:w="834" w:type="dxa"/>
+            <w:tcW w:w="899" w:type="dxa"/>
           </w:tcPr>
           <w:p>
             <w:pPr>
@@ -2447,7 +2447,7 @@
         </w:tc>
         <w:tc>
           <w:tcPr>
-            <w:tcW w:w="991" w:type="dxa"/>
+            <w:tcW w:w="1149" w:type="dxa"/>
           </w:tcPr>
           <w:p>
             <w:pPr>
@@ -2463,7 +2463,7 @@
       <w:tr>
         <w:tc>
           <w:tcPr>
-            <w:tcW w:w="2332" w:type="dxa"/>
+            <w:tcW w:w="2231" w:type="dxa"/>
           </w:tcPr>
           <w:p>
             <w:pPr>
@@ -2477,7 +2477,7 @@
         </w:tc>
         <w:tc>
           <w:tcPr>
-            <w:tcW w:w="834" w:type="dxa"/>
+            <w:tcW w:w="899" w:type="dxa"/>
           </w:tcPr>
           <w:p>
             <w:pPr>
@@ -2491,7 +2491,7 @@
         </w:tc>
         <w:tc>
           <w:tcPr>
-            <w:tcW w:w="4366" w:type="dxa"/>
+            <w:tcW w:w="4178" w:type="dxa"/>
           </w:tcPr>
           <w:p>
             <w:pPr>
@@ -2505,7 +2505,7 @@
         </w:tc>
         <w:tc>
           <w:tcPr>
-            <w:tcW w:w="834" w:type="dxa"/>
+            <w:tcW w:w="899" w:type="dxa"/>
           </w:tcPr>
           <w:p>
             <w:pPr>
@@ -2519,7 +2519,7 @@
         </w:tc>
         <w:tc>
           <w:tcPr>
-            <w:tcW w:w="991" w:type="dxa"/>
+            <w:tcW w:w="1149" w:type="dxa"/>
           </w:tcPr>
           <w:p>
             <w:pPr>
@@ -2535,7 +2535,7 @@
       <w:tr>
         <w:tc>
           <w:tcPr>
-            <w:tcW w:w="2332" w:type="dxa"/>
+            <w:tcW w:w="2231" w:type="dxa"/>
           </w:tcPr>
           <w:p>
             <w:pPr>
@@ -2549,7 +2549,7 @@
         </w:tc>
         <w:tc>
           <w:tcPr>
-            <w:tcW w:w="834" w:type="dxa"/>
+            <w:tcW w:w="899" w:type="dxa"/>
           </w:tcPr>
           <w:p>
             <w:pPr>
@@ -2563,7 +2563,7 @@
         </w:tc>
         <w:tc>
           <w:tcPr>
-            <w:tcW w:w="4366" w:type="dxa"/>
+            <w:tcW w:w="4178" w:type="dxa"/>
           </w:tcPr>
           <w:p>
             <w:pPr>
@@ -2577,7 +2577,7 @@
         </w:tc>
         <w:tc>
           <w:tcPr>
-            <w:tcW w:w="834" w:type="dxa"/>
+            <w:tcW w:w="899" w:type="dxa"/>
           </w:tcPr>
           <w:p>
             <w:pPr>
@@ -2591,7 +2591,7 @@
         </w:tc>
         <w:tc>
           <w:tcPr>
-            <w:tcW w:w="991" w:type="dxa"/>
+            <w:tcW w:w="1149" w:type="dxa"/>
           </w:tcPr>
           <w:p>
             <w:pPr>
@@ -2663,12 +2663,12 @@
         <w:tblLayout w:type="fixed"/>
       </w:tblPr>
       <w:tblGrid>
-        <w:gridCol w:w="2715"/>
-        <w:gridCol w:w="1565"/>
-        <w:gridCol w:w="803"/>
-        <w:gridCol w:w="803"/>
-        <w:gridCol w:w="803"/>
-        <w:gridCol w:w="2667"/>
+        <w:gridCol w:w="2579"/>
+        <w:gridCol w:w="1487"/>
+        <w:gridCol w:w="920"/>
+        <w:gridCol w:w="920"/>
+        <w:gridCol w:w="920"/>
+        <w:gridCol w:w="2533"/>
       </w:tblGrid>
       <w:tr>
         <w:trPr>
@@ -2676,7 +2676,7 @@
         </w:trPr>
         <w:tc>
           <w:tcPr>
-            <w:tcW w:w="2715" w:type="dxa"/>
+            <w:tcW w:w="2579" w:type="dxa"/>
           </w:tcPr>
           <w:p>
             <w:pPr>
@@ -2690,7 +2690,7 @@
         </w:tc>
         <w:tc>
           <w:tcPr>
-            <w:tcW w:w="1565" w:type="dxa"/>
+            <w:tcW w:w="1487" w:type="dxa"/>
           </w:tcPr>
           <w:p>
             <w:pPr>
@@ -2704,7 +2704,7 @@
         </w:tc>
         <w:tc>
           <w:tcPr>
-            <w:tcW w:w="803" w:type="dxa"/>
+            <w:tcW w:w="920" w:type="dxa"/>
           </w:tcPr>
           <w:p>
             <w:pPr>
@@ -2718,7 +2718,7 @@
         </w:tc>
         <w:tc>
           <w:tcPr>
-            <w:tcW w:w="803" w:type="dxa"/>
+            <w:tcW w:w="920" w:type="dxa"/>
           </w:tcPr>
           <w:p>
             <w:pPr>
@@ -2732,7 +2732,7 @@
         </w:tc>
         <w:tc>
           <w:tcPr>
-            <w:tcW w:w="803" w:type="dxa"/>
+            <w:tcW w:w="920" w:type="dxa"/>
           </w:tcPr>
           <w:p>
             <w:pPr>
@@ -2746,7 +2746,7 @@
         </w:tc>
         <w:tc>
           <w:tcPr>
-            <w:tcW w:w="2667" w:type="dxa"/>
+            <w:tcW w:w="2533" w:type="dxa"/>
           </w:tcPr>
           <w:p>
             <w:pPr>
@@ -2762,7 +2762,7 @@
       <w:tr>
         <w:tc>
           <w:tcPr>
-            <w:tcW w:w="2715" w:type="dxa"/>
+            <w:tcW w:w="2579" w:type="dxa"/>
           </w:tcPr>
           <w:p>
             <w:pPr>
@@ -2776,7 +2776,7 @@
         </w:tc>
         <w:tc>
           <w:tcPr>
-            <w:tcW w:w="1565" w:type="dxa"/>
+            <w:tcW w:w="1487" w:type="dxa"/>
           </w:tcPr>
           <w:p>
             <w:pPr>
@@ -2790,7 +2790,7 @@
         </w:tc>
         <w:tc>
           <w:tcPr>
-            <w:tcW w:w="803" w:type="dxa"/>
+            <w:tcW w:w="920" w:type="dxa"/>
           </w:tcPr>
           <w:p>
             <w:pPr>
@@ -2804,7 +2804,7 @@
         </w:tc>
         <w:tc>
           <w:tcPr>
-            <w:tcW w:w="803" w:type="dxa"/>
+            <w:tcW w:w="920" w:type="dxa"/>
           </w:tcPr>
           <w:p>
             <w:pPr>
@@ -2818,7 +2818,7 @@
         </w:tc>
         <w:tc>
           <w:tcPr>
-            <w:tcW w:w="803" w:type="dxa"/>
+            <w:tcW w:w="920" w:type="dxa"/>
           </w:tcPr>
           <w:p>
             <w:pPr>
@@ -2832,7 +2832,7 @@
         </w:tc>
         <w:tc>
           <w:tcPr>
-            <w:tcW w:w="2667" w:type="dxa"/>
+            <w:tcW w:w="2533" w:type="dxa"/>
           </w:tcPr>
           <w:p>
             <w:pPr>
@@ -2848,7 +2848,7 @@
       <w:tr>
         <w:tc>
           <w:tcPr>
-            <w:tcW w:w="2715" w:type="dxa"/>
+            <w:tcW w:w="2579" w:type="dxa"/>
           </w:tcPr>
           <w:p>
             <w:pPr>
@@ -2862,7 +2862,7 @@
         </w:tc>
         <w:tc>
           <w:tcPr>
-            <w:tcW w:w="1565" w:type="dxa"/>
+            <w:tcW w:w="1487" w:type="dxa"/>
           </w:tcPr>
           <w:p>
             <w:pPr>
@@ -2876,7 +2876,7 @@
         </w:tc>
         <w:tc>
           <w:tcPr>
-            <w:tcW w:w="803" w:type="dxa"/>
+            <w:tcW w:w="920" w:type="dxa"/>
           </w:tcPr>
           <w:p>
             <w:pPr>
@@ -2890,7 +2890,7 @@
         </w:tc>
         <w:tc>
           <w:tcPr>
-            <w:tcW w:w="803" w:type="dxa"/>
+            <w:tcW w:w="920" w:type="dxa"/>
           </w:tcPr>
           <w:p>
             <w:pPr>
@@ -2904,7 +2904,7 @@
         </w:tc>
         <w:tc>
           <w:tcPr>
-            <w:tcW w:w="803" w:type="dxa"/>
+            <w:tcW w:w="920" w:type="dxa"/>
           </w:tcPr>
           <w:p>
             <w:pPr>
@@ -2918,7 +2918,7 @@
         </w:tc>
         <w:tc>
           <w:tcPr>
-            <w:tcW w:w="2667" w:type="dxa"/>
+            <w:tcW w:w="2533" w:type="dxa"/>
           </w:tcPr>
           <w:p>
             <w:pPr>
@@ -2934,7 +2934,7 @@
       <w:tr>
         <w:tc>
           <w:tcPr>
-            <w:tcW w:w="2715" w:type="dxa"/>
+            <w:tcW w:w="2579" w:type="dxa"/>
           </w:tcPr>
           <w:p>
             <w:pPr>
@@ -2948,7 +2948,7 @@
         </w:tc>
         <w:tc>
           <w:tcPr>
-            <w:tcW w:w="1565" w:type="dxa"/>
+            <w:tcW w:w="1487" w:type="dxa"/>
           </w:tcPr>
           <w:p>
             <w:pPr>
@@ -2962,7 +2962,7 @@
         </w:tc>
         <w:tc>
           <w:tcPr>
-            <w:tcW w:w="803" w:type="dxa"/>
+            <w:tcW w:w="920" w:type="dxa"/>
           </w:tcPr>
           <w:p>
             <w:pPr>
@@ -2976,7 +2976,7 @@
         </w:tc>
         <w:tc>
           <w:tcPr>
-            <w:tcW w:w="803" w:type="dxa"/>
+            <w:tcW w:w="920" w:type="dxa"/>
           </w:tcPr>
           <w:p>
             <w:pPr>
@@ -2990,7 +2990,7 @@
         </w:tc>
         <w:tc>
           <w:tcPr>
-            <w:tcW w:w="803" w:type="dxa"/>
+            <w:tcW w:w="920" w:type="dxa"/>
           </w:tcPr>
           <w:p>
             <w:pPr>
@@ -3004,7 +3004,7 @@
         </w:tc>
         <w:tc>
           <w:tcPr>
-            <w:tcW w:w="2667" w:type="dxa"/>
+            <w:tcW w:w="2533" w:type="dxa"/>
           </w:tcPr>
           <w:p>
             <w:pPr>
@@ -3020,7 +3020,7 @@
       <w:tr>
         <w:tc>
           <w:tcPr>
-            <w:tcW w:w="2715" w:type="dxa"/>
+            <w:tcW w:w="2579" w:type="dxa"/>
           </w:tcPr>
           <w:p>
             <w:pPr>
@@ -3034,7 +3034,7 @@
         </w:tc>
         <w:tc>
           <w:tcPr>
-            <w:tcW w:w="1565" w:type="dxa"/>
+            <w:tcW w:w="1487" w:type="dxa"/>
           </w:tcPr>
           <w:p>
             <w:pPr>
@@ -3048,7 +3048,7 @@
         </w:tc>
         <w:tc>
           <w:tcPr>
-            <w:tcW w:w="803" w:type="dxa"/>
+            <w:tcW w:w="920" w:type="dxa"/>
           </w:tcPr>
           <w:p>
             <w:pPr>
@@ -3062,7 +3062,7 @@
         </w:tc>
         <w:tc>
           <w:tcPr>
-            <w:tcW w:w="803" w:type="dxa"/>
+            <w:tcW w:w="920" w:type="dxa"/>
           </w:tcPr>
           <w:p>
             <w:pPr>
@@ -3076,7 +3076,7 @@
         </w:tc>
         <w:tc>
           <w:tcPr>
-            <w:tcW w:w="803" w:type="dxa"/>
+            <w:tcW w:w="920" w:type="dxa"/>
           </w:tcPr>
           <w:p>
             <w:pPr>
@@ -3090,7 +3090,7 @@
         </w:tc>
         <w:tc>
           <w:tcPr>
-            <w:tcW w:w="2667" w:type="dxa"/>
+            <w:tcW w:w="2533" w:type="dxa"/>
           </w:tcPr>
           <w:p>
             <w:pPr>
@@ -3114,11 +3114,11 @@
         <w:tblLayout w:type="fixed"/>
       </w:tblPr>
       <w:tblGrid>
-        <w:gridCol w:w="2193"/>
-        <w:gridCol w:w="1978"/>
-        <w:gridCol w:w="872"/>
-        <w:gridCol w:w="2424"/>
-        <w:gridCol w:w="1890"/>
+        <w:gridCol w:w="2186"/>
+        <w:gridCol w:w="1972"/>
+        <w:gridCol w:w="900"/>
+        <w:gridCol w:w="2416"/>
+        <w:gridCol w:w="1884"/>
       </w:tblGrid>
       <w:tr>
         <w:trPr>
@@ -3126,7 +3126,7 @@
         </w:trPr>
         <w:tc>
           <w:tcPr>
-            <w:tcW w:w="2193" w:type="dxa"/>
+            <w:tcW w:w="2186" w:type="dxa"/>
           </w:tcPr>
           <w:p>
             <w:pPr>
@@ -3140,7 +3140,7 @@
         </w:tc>
         <w:tc>
           <w:tcPr>
-            <w:tcW w:w="1978" w:type="dxa"/>
+            <w:tcW w:w="1972" w:type="dxa"/>
           </w:tcPr>
           <w:p>
             <w:pPr>
@@ -3154,7 +3154,7 @@
         </w:tc>
         <w:tc>
           <w:tcPr>
-            <w:tcW w:w="872" w:type="dxa"/>
+            <w:tcW w:w="900" w:type="dxa"/>
           </w:tcPr>
           <w:p>
             <w:pPr>
@@ -3168,7 +3168,7 @@
         </w:tc>
         <w:tc>
           <w:tcPr>
-            <w:tcW w:w="2424" w:type="dxa"/>
+            <w:tcW w:w="2416" w:type="dxa"/>
           </w:tcPr>
           <w:p>
             <w:pPr>
@@ -3182,7 +3182,7 @@
         </w:tc>
         <w:tc>
           <w:tcPr>
-            <w:tcW w:w="1890" w:type="dxa"/>
+            <w:tcW w:w="1884" w:type="dxa"/>
           </w:tcPr>
           <w:p>
             <w:pPr>
@@ -3198,7 +3198,7 @@
       <w:tr>
         <w:tc>
           <w:tcPr>
-            <w:tcW w:w="2193" w:type="dxa"/>
+            <w:tcW w:w="2186" w:type="dxa"/>
           </w:tcPr>
           <w:p>
             <w:pPr>
@@ -3212,7 +3212,7 @@
         </w:tc>
         <w:tc>
           <w:tcPr>
-            <w:tcW w:w="1978" w:type="dxa"/>
+            <w:tcW w:w="1972" w:type="dxa"/>
           </w:tcPr>
           <w:p>
             <w:pPr>
@@ -3226,7 +3226,7 @@
         </w:tc>
         <w:tc>
           <w:tcPr>
-            <w:tcW w:w="872" w:type="dxa"/>
+            <w:tcW w:w="900" w:type="dxa"/>
           </w:tcPr>
           <w:p>
             <w:pPr>
@@ -3240,7 +3240,7 @@
         </w:tc>
         <w:tc>
           <w:tcPr>
-            <w:tcW w:w="2424" w:type="dxa"/>
+            <w:tcW w:w="2416" w:type="dxa"/>
           </w:tcPr>
           <w:p>
             <w:pPr>
@@ -3254,7 +3254,7 @@
         </w:tc>
         <w:tc>
           <w:tcPr>
-            <w:tcW w:w="1890" w:type="dxa"/>
+            <w:tcW w:w="1884" w:type="dxa"/>
           </w:tcPr>
           <w:p>
             <w:pPr>
@@ -3270,7 +3270,7 @@
       <w:tr>
         <w:tc>
           <w:tcPr>
-            <w:tcW w:w="2193" w:type="dxa"/>
+            <w:tcW w:w="2186" w:type="dxa"/>
           </w:tcPr>
           <w:p>
             <w:pPr>
@@ -3284,7 +3284,7 @@
         </w:tc>
         <w:tc>
           <w:tcPr>
-            <w:tcW w:w="1978" w:type="dxa"/>
+            <w:tcW w:w="1972" w:type="dxa"/>
           </w:tcPr>
           <w:p>
             <w:pPr>
@@ -3298,7 +3298,7 @@
         </w:tc>
         <w:tc>
           <w:tcPr>
-            <w:tcW w:w="872" w:type="dxa"/>
+            <w:tcW w:w="900" w:type="dxa"/>
           </w:tcPr>
           <w:p>
             <w:pPr>
@@ -3312,7 +3312,7 @@
         </w:tc>
         <w:tc>
           <w:tcPr>
-            <w:tcW w:w="2424" w:type="dxa"/>
+            <w:tcW w:w="2416" w:type="dxa"/>
           </w:tcPr>
           <w:p>
             <w:pPr>
@@ -3326,7 +3326,7 @@
         </w:tc>
         <w:tc>
           <w:tcPr>
-            <w:tcW w:w="1890" w:type="dxa"/>
+            <w:tcW w:w="1884" w:type="dxa"/>
           </w:tcPr>
           <w:p>
             <w:pPr>
@@ -3342,7 +3342,7 @@
       <w:tr>
         <w:tc>
           <w:tcPr>
-            <w:tcW w:w="2193" w:type="dxa"/>
+            <w:tcW w:w="2186" w:type="dxa"/>
           </w:tcPr>
           <w:p>
             <w:pPr>
@@ -3356,7 +3356,7 @@
         </w:tc>
         <w:tc>
           <w:tcPr>
-            <w:tcW w:w="1978" w:type="dxa"/>
+            <w:tcW w:w="1972" w:type="dxa"/>
           </w:tcPr>
           <w:p>
             <w:pPr>
@@ -3370,7 +3370,7 @@
         </w:tc>
         <w:tc>
           <w:tcPr>
-            <w:tcW w:w="872" w:type="dxa"/>
+            <w:tcW w:w="900" w:type="dxa"/>
           </w:tcPr>
           <w:p>
             <w:pPr>
@@ -3384,7 +3384,7 @@
         </w:tc>
         <w:tc>
           <w:tcPr>
-            <w:tcW w:w="2424" w:type="dxa"/>
+            <w:tcW w:w="2416" w:type="dxa"/>
           </w:tcPr>
           <w:p>
             <w:pPr>
@@ -3398,7 +3398,7 @@
         </w:tc>
         <w:tc>
           <w:tcPr>
-            <w:tcW w:w="1890" w:type="dxa"/>
+            <w:tcW w:w="1884" w:type="dxa"/>
           </w:tcPr>
           <w:p>
             <w:pPr>
@@ -3422,12 +3422,12 @@
         <w:tblLayout w:type="fixed"/>
       </w:tblPr>
       <w:tblGrid>
-        <w:gridCol w:w="778"/>
-        <w:gridCol w:w="3635"/>
-        <w:gridCol w:w="778"/>
-        <w:gridCol w:w="960"/>
-        <w:gridCol w:w="778"/>
-        <w:gridCol w:w="2427"/>
+        <w:gridCol w:w="900"/>
+        <w:gridCol w:w="3223"/>
+        <w:gridCol w:w="920"/>
+        <w:gridCol w:w="1265"/>
+        <w:gridCol w:w="900"/>
+        <w:gridCol w:w="2151"/>
       </w:tblGrid>
       <w:tr>
         <w:trPr>
@@ -3435,7 +3435,7 @@
         </w:trPr>
         <w:tc>
           <w:tcPr>
-            <w:tcW w:w="778" w:type="dxa"/>
+            <w:tcW w:w="900" w:type="dxa"/>
           </w:tcPr>
           <w:p>
             <w:pPr>
@@ -3449,7 +3449,7 @@
         </w:tc>
         <w:tc>
           <w:tcPr>
-            <w:tcW w:w="3635" w:type="dxa"/>
+            <w:tcW w:w="3223" w:type="dxa"/>
           </w:tcPr>
           <w:p>
             <w:pPr>
@@ -3463,7 +3463,7 @@
         </w:tc>
         <w:tc>
           <w:tcPr>
-            <w:tcW w:w="778" w:type="dxa"/>
+            <w:tcW w:w="920" w:type="dxa"/>
           </w:tcPr>
           <w:p>
             <w:pPr>
@@ -3477,7 +3477,7 @@
         </w:tc>
         <w:tc>
           <w:tcPr>
-            <w:tcW w:w="960" w:type="dxa"/>
+            <w:tcW w:w="1265" w:type="dxa"/>
           </w:tcPr>
           <w:p>
             <w:pPr>
@@ -3491,7 +3491,7 @@
         </w:tc>
         <w:tc>
           <w:tcPr>
-            <w:tcW w:w="778" w:type="dxa"/>
+            <w:tcW w:w="900" w:type="dxa"/>
           </w:tcPr>
           <w:p>
             <w:pPr>
@@ -3505,7 +3505,7 @@
         </w:tc>
         <w:tc>
           <w:tcPr>
-            <w:tcW w:w="2427" w:type="dxa"/>
+            <w:tcW w:w="2151" w:type="dxa"/>
           </w:tcPr>
           <w:p>
             <w:pPr>
@@ -3521,7 +3521,7 @@
       <w:tr>
         <w:tc>
           <w:tcPr>
-            <w:tcW w:w="778" w:type="dxa"/>
+            <w:tcW w:w="900" w:type="dxa"/>
           </w:tcPr>
           <w:p>
             <w:pPr>
@@ -3535,7 +3535,7 @@
         </w:tc>
         <w:tc>
           <w:tcPr>
-            <w:tcW w:w="3635" w:type="dxa"/>
+            <w:tcW w:w="3223" w:type="dxa"/>
           </w:tcPr>
           <w:p>
             <w:pPr>
@@ -3549,7 +3549,7 @@
         </w:tc>
         <w:tc>
           <w:tcPr>
-            <w:tcW w:w="778" w:type="dxa"/>
+            <w:tcW w:w="920" w:type="dxa"/>
           </w:tcPr>
           <w:p>
             <w:pPr>
@@ -3563,7 +3563,7 @@
         </w:tc>
         <w:tc>
           <w:tcPr>
-            <w:tcW w:w="960" w:type="dxa"/>
+            <w:tcW w:w="1265" w:type="dxa"/>
           </w:tcPr>
           <w:p>
             <w:pPr>
@@ -3577,7 +3577,7 @@
         </w:tc>
         <w:tc>
           <w:tcPr>
-            <w:tcW w:w="778" w:type="dxa"/>
+            <w:tcW w:w="900" w:type="dxa"/>
           </w:tcPr>
           <w:p>
             <w:pPr>
@@ -3591,7 +3591,7 @@
         </w:tc>
         <w:tc>
           <w:tcPr>
-            <w:tcW w:w="2427" w:type="dxa"/>
+            <w:tcW w:w="2151" w:type="dxa"/>
           </w:tcPr>
           <w:p>
             <w:pPr>
@@ -3607,7 +3607,7 @@
       <w:tr>
         <w:tc>
           <w:tcPr>
-            <w:tcW w:w="778" w:type="dxa"/>
+            <w:tcW w:w="900" w:type="dxa"/>
           </w:tcPr>
           <w:p>
             <w:pPr>
@@ -3621,7 +3621,7 @@
         </w:tc>
         <w:tc>
           <w:tcPr>
-            <w:tcW w:w="3635" w:type="dxa"/>
+            <w:tcW w:w="3223" w:type="dxa"/>
           </w:tcPr>
           <w:p>
             <w:pPr>
@@ -3635,7 +3635,7 @@
         </w:tc>
         <w:tc>
           <w:tcPr>
-            <w:tcW w:w="778" w:type="dxa"/>
+            <w:tcW w:w="920" w:type="dxa"/>
           </w:tcPr>
           <w:p>
             <w:pPr>
@@ -3649,7 +3649,7 @@
         </w:tc>
         <w:tc>
           <w:tcPr>
-            <w:tcW w:w="960" w:type="dxa"/>
+            <w:tcW w:w="1265" w:type="dxa"/>
           </w:tcPr>
           <w:p>
             <w:pPr>
@@ -3663,7 +3663,7 @@
         </w:tc>
         <w:tc>
           <w:tcPr>
-            <w:tcW w:w="778" w:type="dxa"/>
+            <w:tcW w:w="900" w:type="dxa"/>
           </w:tcPr>
           <w:p>
             <w:pPr>
@@ -3677,7 +3677,7 @@
         </w:tc>
         <w:tc>
           <w:tcPr>
-            <w:tcW w:w="2427" w:type="dxa"/>
+            <w:tcW w:w="2151" w:type="dxa"/>
           </w:tcPr>
           <w:p>
             <w:pPr>
@@ -3693,7 +3693,7 @@
       <w:tr>
         <w:tc>
           <w:tcPr>
-            <w:tcW w:w="778" w:type="dxa"/>
+            <w:tcW w:w="900" w:type="dxa"/>
           </w:tcPr>
           <w:p>
             <w:pPr>
@@ -3707,7 +3707,7 @@
         </w:tc>
         <w:tc>
           <w:tcPr>
-            <w:tcW w:w="3635" w:type="dxa"/>
+            <w:tcW w:w="3223" w:type="dxa"/>
           </w:tcPr>
           <w:p>
             <w:pPr>
@@ -3721,7 +3721,7 @@
         </w:tc>
         <w:tc>
           <w:tcPr>
-            <w:tcW w:w="778" w:type="dxa"/>
+            <w:tcW w:w="920" w:type="dxa"/>
           </w:tcPr>
           <w:p>
             <w:pPr>
@@ -3735,7 +3735,7 @@
         </w:tc>
         <w:tc>
           <w:tcPr>
-            <w:tcW w:w="960" w:type="dxa"/>
+            <w:tcW w:w="1265" w:type="dxa"/>
           </w:tcPr>
           <w:p>
             <w:pPr>
@@ -3749,7 +3749,7 @@
         </w:tc>
         <w:tc>
           <w:tcPr>
-            <w:tcW w:w="778" w:type="dxa"/>
+            <w:tcW w:w="900" w:type="dxa"/>
           </w:tcPr>
           <w:p>
             <w:pPr>
@@ -3763,7 +3763,7 @@
         </w:tc>
         <w:tc>
           <w:tcPr>
-            <w:tcW w:w="2427" w:type="dxa"/>
+            <w:tcW w:w="2151" w:type="dxa"/>
           </w:tcPr>
           <w:p>
             <w:pPr>
@@ -3787,11 +3787,11 @@
         <w:tblLayout w:type="fixed"/>
       </w:tblPr>
       <w:tblGrid>
-        <w:gridCol w:w="797"/>
-        <w:gridCol w:w="2634"/>
-        <w:gridCol w:w="1920"/>
-        <w:gridCol w:w="3209"/>
-        <w:gridCol w:w="797"/>
+        <w:gridCol w:w="900"/>
+        <w:gridCol w:w="2564"/>
+        <w:gridCol w:w="1869"/>
+        <w:gridCol w:w="3125"/>
+        <w:gridCol w:w="900"/>
       </w:tblGrid>
       <w:tr>
         <w:trPr>
@@ -3799,7 +3799,7 @@
         </w:trPr>
         <w:tc>
           <w:tcPr>
-            <w:tcW w:w="797" w:type="dxa"/>
+            <w:tcW w:w="900" w:type="dxa"/>
           </w:tcPr>
           <w:p>
             <w:pPr>
@@ -3813,7 +3813,7 @@
         </w:tc>
         <w:tc>
           <w:tcPr>
-            <w:tcW w:w="2634" w:type="dxa"/>
+            <w:tcW w:w="2564" w:type="dxa"/>
           </w:tcPr>
           <w:p>
             <w:pPr>
@@ -3827,7 +3827,7 @@
         </w:tc>
         <w:tc>
           <w:tcPr>
-            <w:tcW w:w="1920" w:type="dxa"/>
+            <w:tcW w:w="1869" w:type="dxa"/>
           </w:tcPr>
           <w:p>
             <w:pPr>
@@ -3841,7 +3841,7 @@
         </w:tc>
         <w:tc>
           <w:tcPr>
-            <w:tcW w:w="3209" w:type="dxa"/>
+            <w:tcW w:w="3125" w:type="dxa"/>
           </w:tcPr>
           <w:p>
             <w:pPr>
@@ -3855,7 +3855,7 @@
         </w:tc>
         <w:tc>
           <w:tcPr>
-            <w:tcW w:w="797" w:type="dxa"/>
+            <w:tcW w:w="900" w:type="dxa"/>
           </w:tcPr>
           <w:p>
             <w:pPr>
@@ -3871,7 +3871,7 @@
       <w:tr>
         <w:tc>
           <w:tcPr>
-            <w:tcW w:w="797" w:type="dxa"/>
+            <w:tcW w:w="900" w:type="dxa"/>
           </w:tcPr>
           <w:p>
             <w:pPr>
@@ -3885,7 +3885,7 @@
         </w:tc>
         <w:tc>
           <w:tcPr>
-            <w:tcW w:w="2634" w:type="dxa"/>
+            <w:tcW w:w="2564" w:type="dxa"/>
           </w:tcPr>
           <w:p>
             <w:pPr>
@@ -3899,7 +3899,7 @@
         </w:tc>
         <w:tc>
           <w:tcPr>
-            <w:tcW w:w="1920" w:type="dxa"/>
+            <w:tcW w:w="1869" w:type="dxa"/>
           </w:tcPr>
           <w:p>
             <w:pPr>
@@ -3913,7 +3913,7 @@
         </w:tc>
         <w:tc>
           <w:tcPr>
-            <w:tcW w:w="3209" w:type="dxa"/>
+            <w:tcW w:w="3125" w:type="dxa"/>
           </w:tcPr>
           <w:p>
             <w:pPr>
@@ -3927,7 +3927,7 @@
         </w:tc>
         <w:tc>
           <w:tcPr>
-            <w:tcW w:w="797" w:type="dxa"/>
+            <w:tcW w:w="900" w:type="dxa"/>
           </w:tcPr>
           <w:p>
             <w:pPr>
@@ -3943,7 +3943,7 @@
       <w:tr>
         <w:tc>
           <w:tcPr>
-            <w:tcW w:w="797" w:type="dxa"/>
+            <w:tcW w:w="900" w:type="dxa"/>
           </w:tcPr>
           <w:p>
             <w:pPr>
@@ -3957,7 +3957,7 @@
         </w:tc>
         <w:tc>
           <w:tcPr>
-            <w:tcW w:w="2634" w:type="dxa"/>
+            <w:tcW w:w="2564" w:type="dxa"/>
           </w:tcPr>
           <w:p>
             <w:pPr>
@@ -3971,7 +3971,7 @@
         </w:tc>
         <w:tc>
           <w:tcPr>
-            <w:tcW w:w="1920" w:type="dxa"/>
+            <w:tcW w:w="1869" w:type="dxa"/>
           </w:tcPr>
           <w:p>
             <w:pPr>
@@ -3985,7 +3985,7 @@
         </w:tc>
         <w:tc>
           <w:tcPr>
-            <w:tcW w:w="3209" w:type="dxa"/>
+            <w:tcW w:w="3125" w:type="dxa"/>
           </w:tcPr>
           <w:p>
             <w:pPr>
@@ -3999,7 +3999,7 @@
         </w:tc>
         <w:tc>
           <w:tcPr>
-            <w:tcW w:w="797" w:type="dxa"/>
+            <w:tcW w:w="900" w:type="dxa"/>
           </w:tcPr>
           <w:p>
             <w:pPr>
@@ -4015,7 +4015,7 @@
       <w:tr>
         <w:tc>
           <w:tcPr>
-            <w:tcW w:w="797" w:type="dxa"/>
+            <w:tcW w:w="900" w:type="dxa"/>
           </w:tcPr>
           <w:p>
             <w:pPr>
@@ -4029,7 +4029,7 @@
         </w:tc>
         <w:tc>
           <w:tcPr>
-            <w:tcW w:w="2634" w:type="dxa"/>
+            <w:tcW w:w="2564" w:type="dxa"/>
           </w:tcPr>
           <w:p>
             <w:pPr>
@@ -4043,7 +4043,7 @@
         </w:tc>
         <w:tc>
           <w:tcPr>
-            <w:tcW w:w="1920" w:type="dxa"/>
+            <w:tcW w:w="1869" w:type="dxa"/>
           </w:tcPr>
           <w:p>
             <w:pPr>
@@ -4057,7 +4057,7 @@
         </w:tc>
         <w:tc>
           <w:tcPr>
-            <w:tcW w:w="3209" w:type="dxa"/>
+            <w:tcW w:w="3125" w:type="dxa"/>
           </w:tcPr>
           <w:p>
             <w:pPr>
@@ -4071,7 +4071,7 @@
         </w:tc>
         <w:tc>
           <w:tcPr>
-            <w:tcW w:w="797" w:type="dxa"/>
+            <w:tcW w:w="900" w:type="dxa"/>
           </w:tcPr>
           <w:p>
             <w:pPr>
